--- a/CMA_Summaries_B3_Ch03.docx
+++ b/CMA_Summaries_B3_Ch03.docx
@@ -4345,7 +4345,7 @@
           <w:sz w:val="15"/>
           <w:szCs w:val="15"/>
         </w:rPr>
-        <w:t xml:space="preserve">The bars are drawn to scale.</w:t>
+        <w:t xml:space="preserve">The parts add up to the total; the bars are to scale.</w:t>
       </w:r>
     </w:p>
     <w:p>
@@ -4356,7 +4356,7 @@
       <w:r>
         <w:drawing>
           <wp:inline distT="0" distB="0" distL="0" distR="0">
-            <wp:extent cx="5734050" cy="1946550"/>
+            <wp:extent cx="5734050" cy="2112550"/>
             <wp:effectExtent t="0" r="0" b="0" l="0"/>
             <wp:docPr id="1" name="" descr="" title=""/>
             <wp:cNvGraphicFramePr>
@@ -4381,7 +4381,7 @@
                   <pic:spPr bwMode="auto">
                     <a:xfrm>
                       <a:off x="0" y="0"/>
-                      <a:ext cx="5734050" cy="1946550"/>
+                      <a:ext cx="5734050" cy="2112550"/>
                     </a:xfrm>
                     <a:prstGeom prst="rect">
                       <a:avLst/>
@@ -8619,7 +8619,7 @@
       <w:r>
         <w:drawing>
           <wp:inline distT="0" distB="0" distL="0" distR="0">
-            <wp:extent cx="5734050" cy="2421875"/>
+            <wp:extent cx="5734050" cy="2074825"/>
             <wp:effectExtent t="0" r="0" b="0" l="0"/>
             <wp:docPr id="1" name="" descr="" title=""/>
             <wp:cNvGraphicFramePr>
@@ -8644,7 +8644,7 @@
                   <pic:spPr bwMode="auto">
                     <a:xfrm>
                       <a:off x="0" y="0"/>
-                      <a:ext cx="5734050" cy="2421875"/>
+                      <a:ext cx="5734050" cy="2074825"/>
                     </a:xfrm>
                     <a:prstGeom prst="rect">
                       <a:avLst/>
@@ -8712,7 +8712,7 @@
                 <w:sz w:val="16"/>
                 <w:szCs w:val="16"/>
               </w:rPr>
-              <w:t xml:space="preserve">controllable cost   ·   participative budgeting   ·   budget cycle</w:t>
+              <w:t xml:space="preserve">participative budgeting   ·   controllable cost   ·   imposed budget</w:t>
             </w:r>
           </w:p>
         </w:tc>
@@ -9580,7 +9580,7 @@
                 <w:sz w:val="16"/>
                 <w:szCs w:val="16"/>
               </w:rPr>
-              <w:t xml:space="preserve">controllable cost</w:t>
+              <w:t xml:space="preserve">participative budgeting</w:t>
             </w:r>
           </w:p>
         </w:tc>
@@ -9648,7 +9648,7 @@
                 <w:sz w:val="16"/>
                 <w:szCs w:val="16"/>
               </w:rPr>
-              <w:t xml:space="preserve">participative budgeting</w:t>
+              <w:t xml:space="preserve">controllable cost</w:t>
             </w:r>
           </w:p>
         </w:tc>
@@ -14256,7 +14256,7 @@
       <w:r>
         <w:drawing>
           <wp:inline distT="0" distB="0" distL="0" distR="0">
-            <wp:extent cx="5734050" cy="2421875"/>
+            <wp:extent cx="5734050" cy="2074825"/>
             <wp:effectExtent t="0" r="0" b="0" l="0"/>
             <wp:docPr id="1" name="" descr="" title=""/>
             <wp:cNvGraphicFramePr>
@@ -14281,7 +14281,7 @@
                   <pic:spPr bwMode="auto">
                     <a:xfrm>
                       <a:off x="0" y="0"/>
-                      <a:ext cx="5734050" cy="2421875"/>
+                      <a:ext cx="5734050" cy="2074825"/>
                     </a:xfrm>
                     <a:prstGeom prst="rect">
                       <a:avLst/>
@@ -14349,7 +14349,7 @@
                 <w:sz w:val="16"/>
                 <w:szCs w:val="16"/>
               </w:rPr>
-              <w:t xml:space="preserve">توافق الأهداف   ·   goal congruence   ·   participative budgeting</w:t>
+              <w:t xml:space="preserve">controllable cost   ·   goal congruence   ·   budgetary slack</w:t>
             </w:r>
           </w:p>
         </w:tc>
@@ -15217,7 +15217,7 @@
                 <w:sz w:val="16"/>
                 <w:szCs w:val="16"/>
               </w:rPr>
-              <w:t xml:space="preserve">participative budgeting</w:t>
+              <w:t xml:space="preserve">budgetary slack</w:t>
             </w:r>
           </w:p>
         </w:tc>

--- a/CMA_Summaries_B3_Ch03.docx
+++ b/CMA_Summaries_B3_Ch03.docx
@@ -231,7 +231,7 @@
           <w:sz w:val="16"/>
           <w:szCs w:val="16"/>
         </w:rPr>
-        <w:t xml:space="preserve">      gaps 5–10</w:t>
+        <w:t xml:space="preserve">      gaps 5–13</w:t>
       </w:r>
     </w:p>
     <w:p>
@@ -457,14 +457,124 @@
           <w:sz w:val="19"/>
           <w:szCs w:val="19"/>
         </w:rPr>
-        <w:t xml:space="preserve">, approval, monitoring and revision. </w:t>
-      </w:r>
-      <w:r>
-        <w:rPr>
-          <w:sz w:val="19"/>
-          <w:szCs w:val="19"/>
-        </w:rPr>
-        <w:t xml:space="preserve">At the end of the year, the budget becomes the yardstick for judging results. </w:t>
+        <w:t xml:space="preserve">, approval, </w:t>
+      </w:r>
+      <w:r>
+        <w:rPr>
+          <w:b/>
+          <w:bCs/>
+          <w:color w:val="8186EF"/>
+          <w:sz w:val="15"/>
+          <w:szCs w:val="15"/>
+        </w:rPr>
+        <w:t xml:space="preserve"> (11) </w:t>
+      </w:r>
+      <w:r>
+        <w:rPr>
+          <w:u w:val="single"/>
+          <w:sz w:val="19"/>
+          <w:szCs w:val="19"/>
+        </w:rPr>
+        <w:t xml:space="preserve">            </w:t>
+      </w:r>
+      <w:r>
+        <w:rPr>
+          <w:sz w:val="19"/>
+          <w:szCs w:val="19"/>
+        </w:rPr>
+        <w:t xml:space="preserve"> </w:t>
+      </w:r>
+      <w:r>
+        <w:rPr>
+          <w:sz w:val="19"/>
+          <w:szCs w:val="19"/>
+        </w:rPr>
+        <w:t xml:space="preserve"> and revision. </w:t>
+      </w:r>
+      <w:r>
+        <w:rPr>
+          <w:sz w:val="19"/>
+          <w:szCs w:val="19"/>
+        </w:rPr>
+        <w:t xml:space="preserve">At the end of the year, the budget becomes the </w:t>
+      </w:r>
+      <w:r>
+        <w:rPr>
+          <w:b/>
+          <w:bCs/>
+          <w:color w:val="8186EF"/>
+          <w:sz w:val="15"/>
+          <w:szCs w:val="15"/>
+        </w:rPr>
+        <w:t xml:space="preserve"> (12) </w:t>
+      </w:r>
+      <w:r>
+        <w:rPr>
+          <w:u w:val="single"/>
+          <w:sz w:val="19"/>
+          <w:szCs w:val="19"/>
+        </w:rPr>
+        <w:t xml:space="preserve">           </w:t>
+      </w:r>
+      <w:r>
+        <w:rPr>
+          <w:sz w:val="19"/>
+          <w:szCs w:val="19"/>
+        </w:rPr>
+        <w:t xml:space="preserve"> </w:t>
+      </w:r>
+      <w:r>
+        <w:rPr>
+          <w:sz w:val="19"/>
+          <w:szCs w:val="19"/>
+        </w:rPr>
+        <w:t xml:space="preserve"> for judging </w:t>
+      </w:r>
+      <w:r>
+        <w:rPr>
+          <w:b/>
+          <w:bCs/>
+          <w:color w:val="8186EF"/>
+          <w:sz w:val="15"/>
+          <w:szCs w:val="15"/>
+        </w:rPr>
+        <w:t xml:space="preserve"> (13) </w:t>
+      </w:r>
+      <w:r>
+        <w:rPr>
+          <w:u w:val="single"/>
+          <w:sz w:val="19"/>
+          <w:szCs w:val="19"/>
+        </w:rPr>
+        <w:t xml:space="preserve">           </w:t>
+      </w:r>
+      <w:r>
+        <w:rPr>
+          <w:sz w:val="19"/>
+          <w:szCs w:val="19"/>
+        </w:rPr>
+        <w:t xml:space="preserve"> </w:t>
+      </w:r>
+      <w:r>
+        <w:rPr>
+          <w:sz w:val="19"/>
+          <w:szCs w:val="19"/>
+        </w:rPr>
+        <w:t xml:space="preserve">. </w:t>
+      </w:r>
+      <w:r>
+        <w:rPr>
+          <w:sz w:val="19"/>
+          <w:szCs w:val="19"/>
+        </w:rPr>
+        <w:t xml:space="preserve">For planning and control, it sets the targets each month. </w:t>
+      </w:r>
+      <w:r>
+        <w:rPr>
+          <w:sz w:val="19"/>
+          <w:szCs w:val="19"/>
+        </w:rPr>
+        <w:t xml:space="preserve">For coordination, it makes sure that sales, production and purchasing plan for the same volume. </w:t>
       </w:r>
     </w:p>
     <w:tbl>
@@ -522,13 +632,25 @@
                 <w:sz w:val="16"/>
                 <w:szCs w:val="16"/>
               </w:rPr>
-              <w:t xml:space="preserve">quantitative   ·   preparation   ·   measures   ·   usually   ·   profit   ·   others   ·   short-term</w:t>
+              <w:t xml:space="preserve">yardstick   ·   short-term   ·   quantitative   ·   profit   ·   others   ·   judging   ·   usually   ·   monitoring   ·   results   ·   preparation</w:t>
             </w:r>
           </w:p>
         </w:tc>
       </w:tr>
     </w:tbl>
     <w:p/>
+    <w:p>
+      <w:pPr>
+        <w:pageBreakBefore w:val="true"/>
+        <w:spacing w:after="0"/>
+      </w:pPr>
+      <w:r>
+        <w:rPr>
+          <w:sz w:val="2"/>
+        </w:rPr>
+        <w:t xml:space="preserve"> </w:t>
+      </w:r>
+    </w:p>
     <w:tbl>
       <w:tblPr>
         <w:tblW w:type="pct" w:w="100%"/>
@@ -685,7 +807,7 @@
                 <w:sz w:val="14"/>
                 <w:szCs w:val="14"/>
               </w:rPr>
-              <w:t xml:space="preserve"> (11) </w:t>
+              <w:t xml:space="preserve"> (14) </w:t>
             </w:r>
             <w:r>
               <w:rPr>
@@ -760,7 +882,7 @@
                 <w:sz w:val="14"/>
                 <w:szCs w:val="14"/>
               </w:rPr>
-              <w:t xml:space="preserve">(12)</w:t>
+              <w:t xml:space="preserve">(15)</w:t>
             </w:r>
           </w:p>
         </w:tc>
@@ -812,7 +934,7 @@
                 <w:sz w:val="14"/>
                 <w:szCs w:val="14"/>
               </w:rPr>
-              <w:t xml:space="preserve">(13)</w:t>
+              <w:t xml:space="preserve">(16)</w:t>
             </w:r>
           </w:p>
         </w:tc>
@@ -1031,18 +1153,6 @@
     <w:p/>
     <w:p>
       <w:pPr>
-        <w:pageBreakBefore w:val="true"/>
-        <w:spacing w:after="0"/>
-      </w:pPr>
-      <w:r>
-        <w:rPr>
-          <w:sz w:val="2"/>
-        </w:rPr>
-        <w:t xml:space="preserve"> </w:t>
-      </w:r>
-    </w:p>
-    <w:p>
-      <w:pPr>
         <w:spacing w:before="44" w:after="14"/>
       </w:pPr>
       <w:r>
@@ -1061,7 +1171,7 @@
           <w:sz w:val="16"/>
           <w:szCs w:val="16"/>
         </w:rPr>
-        <w:t xml:space="preserve">      gaps 14–16</w:t>
+        <w:t xml:space="preserve">      gaps 17–19</w:t>
       </w:r>
     </w:p>
     <w:p>
@@ -1084,7 +1194,7 @@
           <w:sz w:val="15"/>
           <w:szCs w:val="15"/>
         </w:rPr>
-        <w:t xml:space="preserve"> (14) </w:t>
+        <w:t xml:space="preserve"> (17) </w:t>
       </w:r>
       <w:r>
         <w:rPr>
@@ -1116,7 +1226,7 @@
           <w:sz w:val="15"/>
           <w:szCs w:val="15"/>
         </w:rPr>
-        <w:t xml:space="preserve"> (15) </w:t>
+        <w:t xml:space="preserve"> (18) </w:t>
       </w:r>
       <w:r>
         <w:rPr>
@@ -1155,7 +1265,7 @@
           <w:sz w:val="15"/>
           <w:szCs w:val="15"/>
         </w:rPr>
-        <w:t xml:space="preserve"> (16) </w:t>
+        <w:t xml:space="preserve"> (19) </w:t>
       </w:r>
       <w:r>
         <w:rPr>
@@ -1235,7 +1345,7 @@
                 <w:sz w:val="16"/>
                 <w:szCs w:val="16"/>
               </w:rPr>
-              <w:t xml:space="preserve">realistic   ·   discussion   ·   performance   ·   understood</w:t>
+              <w:t xml:space="preserve">realistic   ·   quantitative   ·   performance   ·   understood</w:t>
             </w:r>
           </w:p>
         </w:tc>
@@ -1570,14 +1680,14 @@
                 <w:sz w:val="16"/>
                 <w:szCs w:val="16"/>
               </w:rPr>
-              <w:t xml:space="preserve">9  </w:t>
-            </w:r>
-            <w:r>
-              <w:rPr>
-                <w:sz w:val="16"/>
-                <w:szCs w:val="16"/>
-              </w:rPr>
-              <w:t xml:space="preserve">others</w:t>
+              <w:t xml:space="preserve">11  </w:t>
+            </w:r>
+            <w:r>
+              <w:rPr>
+                <w:sz w:val="16"/>
+                <w:szCs w:val="16"/>
+              </w:rPr>
+              <w:t xml:space="preserve">monitoring</w:t>
             </w:r>
           </w:p>
         </w:tc>
@@ -1638,14 +1748,14 @@
                 <w:sz w:val="16"/>
                 <w:szCs w:val="16"/>
               </w:rPr>
-              <w:t xml:space="preserve">10  </w:t>
-            </w:r>
-            <w:r>
-              <w:rPr>
-                <w:sz w:val="16"/>
-                <w:szCs w:val="16"/>
-              </w:rPr>
-              <w:t xml:space="preserve">preparation</w:t>
+              <w:t xml:space="preserve">12  </w:t>
+            </w:r>
+            <w:r>
+              <w:rPr>
+                <w:sz w:val="16"/>
+                <w:szCs w:val="16"/>
+              </w:rPr>
+              <w:t xml:space="preserve">yardstick</w:t>
             </w:r>
           </w:p>
         </w:tc>
@@ -1706,14 +1816,14 @@
                 <w:sz w:val="16"/>
                 <w:szCs w:val="16"/>
               </w:rPr>
-              <w:t xml:space="preserve">11  </w:t>
-            </w:r>
-            <w:r>
-              <w:rPr>
-                <w:sz w:val="16"/>
-                <w:szCs w:val="16"/>
-              </w:rPr>
-              <w:t xml:space="preserve">strategic</w:t>
+              <w:t xml:space="preserve">13  </w:t>
+            </w:r>
+            <w:r>
+              <w:rPr>
+                <w:sz w:val="16"/>
+                <w:szCs w:val="16"/>
+              </w:rPr>
+              <w:t xml:space="preserve">results</w:t>
             </w:r>
           </w:p>
         </w:tc>
@@ -1774,14 +1884,14 @@
                 <w:sz w:val="16"/>
                 <w:szCs w:val="16"/>
               </w:rPr>
-              <w:t xml:space="preserve">12  </w:t>
-            </w:r>
-            <w:r>
-              <w:rPr>
-                <w:sz w:val="16"/>
-                <w:szCs w:val="16"/>
-              </w:rPr>
-              <w:t xml:space="preserve">matches sales, production and purchasing plans</w:t>
+              <w:t xml:space="preserve">14  </w:t>
+            </w:r>
+            <w:r>
+              <w:rPr>
+                <w:sz w:val="16"/>
+                <w:szCs w:val="16"/>
+              </w:rPr>
+              <w:t xml:space="preserve">strategic</w:t>
             </w:r>
           </w:p>
         </w:tc>
@@ -1842,14 +1952,14 @@
                 <w:sz w:val="16"/>
                 <w:szCs w:val="16"/>
               </w:rPr>
-              <w:t xml:space="preserve">13  </w:t>
-            </w:r>
-            <w:r>
-              <w:rPr>
-                <w:sz w:val="16"/>
-                <w:szCs w:val="16"/>
-              </w:rPr>
-              <w:t xml:space="preserve">tells each unit what is expected and why (B.2.f)</w:t>
+              <w:t xml:space="preserve">15  </w:t>
+            </w:r>
+            <w:r>
+              <w:rPr>
+                <w:sz w:val="16"/>
+                <w:szCs w:val="16"/>
+              </w:rPr>
+              <w:t xml:space="preserve">matches sales, production and purchasing plans</w:t>
             </w:r>
           </w:p>
         </w:tc>
@@ -1910,14 +2020,14 @@
                 <w:sz w:val="16"/>
                 <w:szCs w:val="16"/>
               </w:rPr>
-              <w:t xml:space="preserve">14  </w:t>
-            </w:r>
-            <w:r>
-              <w:rPr>
-                <w:sz w:val="16"/>
-                <w:szCs w:val="16"/>
-              </w:rPr>
-              <w:t xml:space="preserve">performance</w:t>
+              <w:t xml:space="preserve">16  </w:t>
+            </w:r>
+            <w:r>
+              <w:rPr>
+                <w:sz w:val="16"/>
+                <w:szCs w:val="16"/>
+              </w:rPr>
+              <w:t xml:space="preserve">tells each unit what is expected and why (B.2.f)</w:t>
             </w:r>
           </w:p>
         </w:tc>
@@ -1978,14 +2088,14 @@
                 <w:sz w:val="16"/>
                 <w:szCs w:val="16"/>
               </w:rPr>
-              <w:t xml:space="preserve">15  </w:t>
-            </w:r>
-            <w:r>
-              <w:rPr>
-                <w:sz w:val="16"/>
-                <w:szCs w:val="16"/>
-              </w:rPr>
-              <w:t xml:space="preserve">realistic</w:t>
+              <w:t xml:space="preserve">17  </w:t>
+            </w:r>
+            <w:r>
+              <w:rPr>
+                <w:sz w:val="16"/>
+                <w:szCs w:val="16"/>
+              </w:rPr>
+              <w:t xml:space="preserve">performance</w:t>
             </w:r>
           </w:p>
         </w:tc>
@@ -2046,7 +2156,75 @@
                 <w:sz w:val="16"/>
                 <w:szCs w:val="16"/>
               </w:rPr>
-              <w:t xml:space="preserve">16  </w:t>
+              <w:t xml:space="preserve">18  </w:t>
+            </w:r>
+            <w:r>
+              <w:rPr>
+                <w:sz w:val="16"/>
+                <w:szCs w:val="16"/>
+              </w:rPr>
+              <w:t xml:space="preserve">realistic</w:t>
+            </w:r>
+          </w:p>
+        </w:tc>
+      </w:tr>
+      <w:tr>
+        <w:tc>
+          <w:tcPr>
+            <w:tcW w:type="pct" w:w="2500"/>
+            <w:tcMar>
+              <w:top w:type="dxa" w:w="20"/>
+              <w:left w:type="dxa" w:w="80"/>
+              <w:bottom w:type="dxa" w:w="20"/>
+              <w:right w:type="dxa" w:w="80"/>
+            </w:tcMar>
+          </w:tcPr>
+          <w:p>
+            <w:pPr>
+              <w:spacing w:before="12" w:after="12"/>
+            </w:pPr>
+            <w:r>
+              <w:rPr>
+                <w:b/>
+                <w:bCs/>
+                <w:color w:val="8186EF"/>
+                <w:sz w:val="16"/>
+                <w:szCs w:val="16"/>
+              </w:rPr>
+              <w:t xml:space="preserve">9  </w:t>
+            </w:r>
+            <w:r>
+              <w:rPr>
+                <w:sz w:val="16"/>
+                <w:szCs w:val="16"/>
+              </w:rPr>
+              <w:t xml:space="preserve">others</w:t>
+            </w:r>
+          </w:p>
+        </w:tc>
+        <w:tc>
+          <w:tcPr>
+            <w:tcW w:type="pct" w:w="2500"/>
+            <w:tcMar>
+              <w:top w:type="dxa" w:w="20"/>
+              <w:left w:type="dxa" w:w="80"/>
+              <w:bottom w:type="dxa" w:w="20"/>
+              <w:right w:type="dxa" w:w="80"/>
+            </w:tcMar>
+          </w:tcPr>
+          <w:p>
+            <w:pPr>
+              <w:spacing w:before="12" w:after="12"/>
+            </w:pPr>
+            <w:r>
+              <w:rPr>
+                <w:b/>
+                <w:bCs/>
+                <w:color w:val="8186EF"/>
+                <w:sz w:val="16"/>
+                <w:szCs w:val="16"/>
+              </w:rPr>
+              <w:t xml:space="preserve">19  </w:t>
             </w:r>
             <w:r>
               <w:rPr>
@@ -2054,6 +2232,64 @@
                 <w:szCs w:val="16"/>
               </w:rPr>
               <w:t xml:space="preserve">understood</w:t>
+            </w:r>
+          </w:p>
+        </w:tc>
+      </w:tr>
+      <w:tr>
+        <w:tc>
+          <w:tcPr>
+            <w:tcW w:type="pct" w:w="2500"/>
+            <w:tcMar>
+              <w:top w:type="dxa" w:w="20"/>
+              <w:left w:type="dxa" w:w="80"/>
+              <w:bottom w:type="dxa" w:w="20"/>
+              <w:right w:type="dxa" w:w="80"/>
+            </w:tcMar>
+          </w:tcPr>
+          <w:p>
+            <w:pPr>
+              <w:spacing w:before="12" w:after="12"/>
+            </w:pPr>
+            <w:r>
+              <w:rPr>
+                <w:b/>
+                <w:bCs/>
+                <w:color w:val="8186EF"/>
+                <w:sz w:val="16"/>
+                <w:szCs w:val="16"/>
+              </w:rPr>
+              <w:t xml:space="preserve">10  </w:t>
+            </w:r>
+            <w:r>
+              <w:rPr>
+                <w:sz w:val="16"/>
+                <w:szCs w:val="16"/>
+              </w:rPr>
+              <w:t xml:space="preserve">preparation</w:t>
+            </w:r>
+          </w:p>
+        </w:tc>
+        <w:tc>
+          <w:tcPr>
+            <w:tcW w:type="pct" w:w="2500"/>
+            <w:tcMar>
+              <w:top w:type="dxa" w:w="20"/>
+              <w:left w:type="dxa" w:w="80"/>
+              <w:bottom w:type="dxa" w:w="20"/>
+              <w:right w:type="dxa" w:w="80"/>
+            </w:tcMar>
+          </w:tcPr>
+          <w:p>
+            <w:pPr>
+              <w:spacing w:before="24" w:after="24"/>
+            </w:pPr>
+            <w:r>
+              <w:rPr>
+                <w:sz w:val="16"/>
+                <w:szCs w:val="16"/>
+              </w:rPr>
+              <w:t xml:space="preserve"/>
             </w:r>
           </w:p>
         </w:tc>
@@ -2096,7 +2332,7 @@
           <w:sz w:val="15"/>
           <w:szCs w:val="15"/>
         </w:rPr>
-        <w:t xml:space="preserve">A budget is a quantitative plan for a coming period, usually in money. It turns the strategic plan into short-term objectives: how many cases to sell, what to spend and what profit to earn. It also tells every unit what the others plan to do. The budget cycle runs from the strategic plan to guidelines, preparation, approval, monitoring and revision. At the end of the year, the budget becomes the yardstick for judging results.</w:t>
+        <w:t xml:space="preserve">A budget is a quantitative plan for a coming period, usually in money. It turns the strategic plan into short-term objectives: how many cases to sell, what to spend and what profit to earn. It also tells every unit what the others plan to do. The budget cycle runs from the strategic plan to guidelines, preparation, approval, monitoring and revision. At the end of the year, the budget becomes the yardstick for judging results. For planning and control, it sets the targets each month. For coordination, it makes sure that sales, production and purchasing plan for the same volume.</w:t>
       </w:r>
     </w:p>
     <w:p>

--- a/CMA_Summaries_B3_Ch03.docx
+++ b/CMA_Summaries_B3_Ch03.docx
@@ -496,7 +496,7 @@
           <w:sz w:val="19"/>
           <w:szCs w:val="19"/>
         </w:rPr>
-        <w:t xml:space="preserve">At the end of the year, the budget becomes the </w:t>
+        <w:t xml:space="preserve">At the end of the year, the budget </w:t>
       </w:r>
       <w:r>
         <w:rPr>
@@ -528,7 +528,7 @@
           <w:sz w:val="19"/>
           <w:szCs w:val="19"/>
         </w:rPr>
-        <w:t xml:space="preserve"> for judging </w:t>
+        <w:t xml:space="preserve"> the yardstick for </w:t>
       </w:r>
       <w:r>
         <w:rPr>
@@ -560,7 +560,7 @@
           <w:sz w:val="19"/>
           <w:szCs w:val="19"/>
         </w:rPr>
-        <w:t xml:space="preserve">. </w:t>
+        <w:t xml:space="preserve"> results. </w:t>
       </w:r>
       <w:r>
         <w:rPr>
@@ -632,7 +632,7 @@
                 <w:sz w:val="16"/>
                 <w:szCs w:val="16"/>
               </w:rPr>
-              <w:t xml:space="preserve">yardstick   ·   short-term   ·   quantitative   ·   profit   ·   others   ·   judging   ·   usually   ·   monitoring   ·   results   ·   preparation</w:t>
+              <w:t xml:space="preserve">becomes   ·   short-term   ·   quantitative   ·   profit   ·   others   ·   objectives   ·   usually   ·   monitoring   ·   judging   ·   preparation</w:t>
             </w:r>
           </w:p>
         </w:tc>
@@ -797,39 +797,7 @@
                 <w:sz w:val="15"/>
                 <w:szCs w:val="15"/>
               </w:rPr>
-              <w:t xml:space="preserve">turns the </w:t>
-            </w:r>
-            <w:r>
-              <w:rPr>
-                <w:b/>
-                <w:bCs/>
-                <w:color w:val="8186EF"/>
-                <w:sz w:val="14"/>
-                <w:szCs w:val="14"/>
-              </w:rPr>
-              <w:t xml:space="preserve"> (14) </w:t>
-            </w:r>
-            <w:r>
-              <w:rPr>
-                <w:u w:val="single"/>
-                <w:sz w:val="15"/>
-                <w:szCs w:val="15"/>
-              </w:rPr>
-              <w:t xml:space="preserve">              </w:t>
-            </w:r>
-            <w:r>
-              <w:rPr>
-                <w:sz w:val="15"/>
-                <w:szCs w:val="15"/>
-              </w:rPr>
-              <w:t xml:space="preserve"> </w:t>
-            </w:r>
-            <w:r>
-              <w:rPr>
-                <w:sz w:val="15"/>
-                <w:szCs w:val="15"/>
-              </w:rPr>
-              <w:t xml:space="preserve"> plan into next year's targets (B.2.a, B.2.c)</w:t>
+              <w:t xml:space="preserve">turns the strategic plan into next year's targets (B.2.a, B.2.c)</w:t>
             </w:r>
           </w:p>
         </w:tc>
@@ -882,7 +850,7 @@
                 <w:sz w:val="14"/>
                 <w:szCs w:val="14"/>
               </w:rPr>
-              <w:t xml:space="preserve">(15)</w:t>
+              <w:t xml:space="preserve">(14)</w:t>
             </w:r>
           </w:p>
         </w:tc>
@@ -934,7 +902,7 @@
                 <w:sz w:val="14"/>
                 <w:szCs w:val="14"/>
               </w:rPr>
-              <w:t xml:space="preserve">(16)</w:t>
+              <w:t xml:space="preserve">(15)</w:t>
             </w:r>
           </w:p>
         </w:tc>
@@ -967,7 +935,7 @@
         <w:tc>
           <w:tcPr>
             <w:tcW w:type="pct" w:w="2600"/>
-            <w:shd w:fill="FBFAF6" w:val="clear"/>
+            <w:shd w:fill="FFFFFF" w:val="clear"/>
             <w:tcMar>
               <w:top w:type="dxa" w:w="50"/>
               <w:left w:type="dxa" w:w="110"/>
@@ -977,14 +945,17 @@
           </w:tcPr>
           <w:p>
             <w:pPr>
-              <w:spacing w:before="28" w:after="28"/>
-            </w:pPr>
-            <w:r>
-              <w:rPr>
-                <w:sz w:val="15"/>
-                <w:szCs w:val="15"/>
-              </w:rPr>
-              <w:t xml:space="preserve">shares scarce funds and people (B.2.h)</w:t>
+              <w:spacing w:before="46" w:after="46"/>
+            </w:pPr>
+            <w:r>
+              <w:rPr>
+                <w:b/>
+                <w:bCs/>
+                <w:color w:val="8186EF"/>
+                <w:sz w:val="14"/>
+                <w:szCs w:val="14"/>
+              </w:rPr>
+              <w:t xml:space="preserve">(16)</w:t>
             </w:r>
           </w:p>
         </w:tc>
@@ -1144,7 +1115,7 @@
                 <w:sz w:val="16"/>
                 <w:szCs w:val="16"/>
               </w:rPr>
-              <w:t xml:space="preserve">gives the yardstick for actual results (B.2.d)   ·   strategic   ·   matches sales, production and purchasing plans   ·   tells each unit what is expected and why (B.2.f)</w:t>
+              <w:t xml:space="preserve">sets targets managers accept and work towards   ·   matches sales, production and purchasing plans   ·   tells each unit what is expected and why (B.2.f)   ·   shares scarce funds and people (B.2.h)</w:t>
             </w:r>
           </w:p>
         </w:tc>
@@ -1184,7 +1155,7 @@
           <w:sz w:val="19"/>
           <w:szCs w:val="19"/>
         </w:rPr>
-        <w:t xml:space="preserve">A budget measures </w:t>
+        <w:t xml:space="preserve">A budget </w:t>
       </w:r>
       <w:r>
         <w:rPr>
@@ -1202,7 +1173,7 @@
           <w:sz w:val="19"/>
           <w:szCs w:val="19"/>
         </w:rPr>
-        <w:t xml:space="preserve">             </w:t>
+        <w:t xml:space="preserve">           </w:t>
       </w:r>
       <w:r>
         <w:rPr>
@@ -1216,7 +1187,7 @@
           <w:sz w:val="19"/>
           <w:szCs w:val="19"/>
         </w:rPr>
-        <w:t xml:space="preserve"> only if the targets were </w:t>
+        <w:t xml:space="preserve"> performance only if the targets were </w:t>
       </w:r>
       <w:r>
         <w:rPr>
@@ -1345,7 +1316,7 @@
                 <w:sz w:val="16"/>
                 <w:szCs w:val="16"/>
               </w:rPr>
-              <w:t xml:space="preserve">realistic   ·   quantitative   ·   performance   ·   understood</w:t>
+              <w:t xml:space="preserve">realistic   ·   quantitative   ·   measures   ·   understood</w:t>
             </w:r>
           </w:p>
         </w:tc>
@@ -1755,7 +1726,7 @@
                 <w:sz w:val="16"/>
                 <w:szCs w:val="16"/>
               </w:rPr>
-              <w:t xml:space="preserve">yardstick</w:t>
+              <w:t xml:space="preserve">becomes</w:t>
             </w:r>
           </w:p>
         </w:tc>
@@ -1823,7 +1794,7 @@
                 <w:sz w:val="16"/>
                 <w:szCs w:val="16"/>
               </w:rPr>
-              <w:t xml:space="preserve">results</w:t>
+              <w:t xml:space="preserve">judging</w:t>
             </w:r>
           </w:p>
         </w:tc>
@@ -1891,7 +1862,7 @@
                 <w:sz w:val="16"/>
                 <w:szCs w:val="16"/>
               </w:rPr>
-              <w:t xml:space="preserve">strategic</w:t>
+              <w:t xml:space="preserve">matches sales, production and purchasing plans</w:t>
             </w:r>
           </w:p>
         </w:tc>
@@ -1959,7 +1930,7 @@
                 <w:sz w:val="16"/>
                 <w:szCs w:val="16"/>
               </w:rPr>
-              <w:t xml:space="preserve">matches sales, production and purchasing plans</w:t>
+              <w:t xml:space="preserve">tells each unit what is expected and why (B.2.f)</w:t>
             </w:r>
           </w:p>
         </w:tc>
@@ -2027,7 +1998,7 @@
                 <w:sz w:val="16"/>
                 <w:szCs w:val="16"/>
               </w:rPr>
-              <w:t xml:space="preserve">tells each unit what is expected and why (B.2.f)</w:t>
+              <w:t xml:space="preserve">shares scarce funds and people (B.2.h)</w:t>
             </w:r>
           </w:p>
         </w:tc>
@@ -2095,7 +2066,7 @@
                 <w:sz w:val="16"/>
                 <w:szCs w:val="16"/>
               </w:rPr>
-              <w:t xml:space="preserve">performance</w:t>
+              <w:t xml:space="preserve">measures</w:t>
             </w:r>
           </w:p>
         </w:tc>
@@ -2476,7 +2447,7 @@
           <w:sz w:val="19"/>
           <w:szCs w:val="19"/>
         </w:rPr>
-        <w:t xml:space="preserve">Every budget starts from assumptions about the world outside: economic growth, </w:t>
+        <w:t xml:space="preserve">Every budget starts from assumptions about the world outside: </w:t>
       </w:r>
       <w:r>
         <w:rPr>
@@ -2508,7 +2479,7 @@
           <w:sz w:val="19"/>
           <w:szCs w:val="19"/>
         </w:rPr>
-        <w:t xml:space="preserve">, exchange rates and the state of the </w:t>
+        <w:t xml:space="preserve"> growth, inflation, </w:t>
       </w:r>
       <w:r>
         <w:rPr>
@@ -2540,7 +2511,7 @@
           <w:sz w:val="19"/>
           <w:szCs w:val="19"/>
         </w:rPr>
-        <w:t xml:space="preserve">. </w:t>
+        <w:t xml:space="preserve"> rates and the state of the industry. </w:t>
       </w:r>
       <w:r>
         <w:rPr>
@@ -2715,7 +2686,7 @@
                 <w:sz w:val="16"/>
                 <w:szCs w:val="16"/>
               </w:rPr>
-              <w:t xml:space="preserve">number   ·   inflation   ·   Beverages   ·   outside   ·   Orontes's   ·   industry</w:t>
+              <w:t xml:space="preserve">number   ·   economic   ·   Beverages   ·   outside   ·   Orontes's   ·   exchange</w:t>
             </w:r>
           </w:p>
         </w:tc>
@@ -2880,7 +2851,6 @@
         <w:tc>
           <w:tcPr>
             <w:tcW w:type="pct" w:w="758"/>
-            <w:shd w:fill="FFFFFF" w:val="clear"/>
             <w:tcMar>
               <w:top w:type="dxa" w:w="50"/>
               <w:left w:type="dxa" w:w="110"/>
@@ -2890,17 +2860,14 @@
           </w:tcPr>
           <w:p>
             <w:pPr>
-              <w:spacing w:before="46" w:after="46"/>
-            </w:pPr>
-            <w:r>
-              <w:rPr>
-                <w:b/>
-                <w:bCs/>
-                <w:color w:val="8186EF"/>
-                <w:sz w:val="14"/>
-                <w:szCs w:val="14"/>
-              </w:rPr>
-              <w:t xml:space="preserve">(6)</w:t>
+              <w:spacing w:before="28" w:after="28"/>
+            </w:pPr>
+            <w:r>
+              <w:rPr>
+                <w:sz w:val="15"/>
+                <w:szCs w:val="15"/>
+              </w:rPr>
+              <w:t xml:space="preserve">11,250,000 cases</w:t>
             </w:r>
           </w:p>
         </w:tc>
@@ -2980,7 +2947,7 @@
         <w:tc>
           <w:tcPr>
             <w:tcW w:type="pct" w:w="2200"/>
-            <w:shd w:fill="FBFAF6" w:val="clear"/>
+            <w:shd w:fill="FFFFFF" w:val="clear"/>
             <w:tcMar>
               <w:top w:type="dxa" w:w="50"/>
               <w:left w:type="dxa" w:w="110"/>
@@ -2990,14 +2957,17 @@
           </w:tcPr>
           <w:p>
             <w:pPr>
-              <w:spacing w:before="28" w:after="28"/>
-            </w:pPr>
-            <w:r>
-              <w:rPr>
-                <w:sz w:val="15"/>
-                <w:szCs w:val="15"/>
-              </w:rPr>
-              <w:t xml:space="preserve">From the portfolio review (Chapter 2)</w:t>
+              <w:spacing w:before="46" w:after="46"/>
+            </w:pPr>
+            <w:r>
+              <w:rPr>
+                <w:b/>
+                <w:bCs/>
+                <w:color w:val="8186EF"/>
+                <w:sz w:val="14"/>
+                <w:szCs w:val="14"/>
+              </w:rPr>
+              <w:t xml:space="preserve">(6)</w:t>
             </w:r>
           </w:p>
         </w:tc>
@@ -3029,7 +2999,6 @@
         <w:tc>
           <w:tcPr>
             <w:tcW w:type="pct" w:w="758"/>
-            <w:shd w:fill="FFFFFF" w:val="clear"/>
             <w:tcMar>
               <w:top w:type="dxa" w:w="50"/>
               <w:left w:type="dxa" w:w="110"/>
@@ -3039,23 +3008,21 @@
           </w:tcPr>
           <w:p>
             <w:pPr>
-              <w:spacing w:before="46" w:after="46"/>
-            </w:pPr>
-            <w:r>
-              <w:rPr>
-                <w:b/>
-                <w:bCs/>
-                <w:color w:val="8186EF"/>
-                <w:sz w:val="14"/>
-                <w:szCs w:val="14"/>
-              </w:rPr>
-              <w:t xml:space="preserve">(7)</w:t>
+              <w:spacing w:before="28" w:after="28"/>
+            </w:pPr>
+            <w:r>
+              <w:rPr>
+                <w:sz w:val="15"/>
+                <w:szCs w:val="15"/>
+              </w:rPr>
+              <w:t xml:space="preserve">900,000 cases</w:t>
             </w:r>
           </w:p>
         </w:tc>
         <w:tc>
           <w:tcPr>
             <w:tcW w:type="pct" w:w="2200"/>
+            <w:shd w:fill="FFFFFF" w:val="clear"/>
             <w:tcMar>
               <w:top w:type="dxa" w:w="50"/>
               <w:left w:type="dxa" w:w="110"/>
@@ -3065,14 +3032,17 @@
           </w:tcPr>
           <w:p>
             <w:pPr>
-              <w:spacing w:before="28" w:after="28"/>
-            </w:pPr>
-            <w:r>
-              <w:rPr>
-                <w:sz w:val="15"/>
-                <w:szCs w:val="15"/>
-              </w:rPr>
-              <w:t xml:space="preserve">Market × share</w:t>
+              <w:spacing w:before="46" w:after="46"/>
+            </w:pPr>
+            <w:r>
+              <w:rPr>
+                <w:b/>
+                <w:bCs/>
+                <w:color w:val="8186EF"/>
+                <w:sz w:val="14"/>
+                <w:szCs w:val="14"/>
+              </w:rPr>
+              <w:t xml:space="preserve">(7)</w:t>
             </w:r>
           </w:p>
         </w:tc>
@@ -3105,7 +3075,7 @@
         <w:tc>
           <w:tcPr>
             <w:tcW w:type="pct" w:w="758"/>
-            <w:shd w:fill="FFFFFF" w:val="clear"/>
+            <w:shd w:fill="FBFAF6" w:val="clear"/>
             <w:tcMar>
               <w:top w:type="dxa" w:w="50"/>
               <w:left w:type="dxa" w:w="110"/>
@@ -3115,17 +3085,14 @@
           </w:tcPr>
           <w:p>
             <w:pPr>
-              <w:spacing w:before="46" w:after="46"/>
-            </w:pPr>
-            <w:r>
-              <w:rPr>
-                <w:b/>
-                <w:bCs/>
-                <w:color w:val="8186EF"/>
-                <w:sz w:val="14"/>
-                <w:szCs w:val="14"/>
-              </w:rPr>
-              <w:t xml:space="preserve">(8)</w:t>
+              <w:spacing w:before="28" w:after="28"/>
+            </w:pPr>
+            <w:r>
+              <w:rPr>
+                <w:sz w:val="15"/>
+                <w:szCs w:val="15"/>
+              </w:rPr>
+              <w:t xml:space="preserve">$20.00 a case</w:t>
             </w:r>
           </w:p>
         </w:tc>
@@ -3181,6 +3148,7 @@
         <w:tc>
           <w:tcPr>
             <w:tcW w:type="pct" w:w="758"/>
+            <w:shd w:fill="FFFFFF" w:val="clear"/>
             <w:tcMar>
               <w:top w:type="dxa" w:w="50"/>
               <w:left w:type="dxa" w:w="110"/>
@@ -3190,21 +3158,23 @@
           </w:tcPr>
           <w:p>
             <w:pPr>
-              <w:spacing w:before="28" w:after="28"/>
-            </w:pPr>
-            <w:r>
-              <w:rPr>
-                <w:sz w:val="15"/>
-                <w:szCs w:val="15"/>
-              </w:rPr>
-              <w:t xml:space="preserve">$0.90 a liter</w:t>
+              <w:spacing w:before="46" w:after="46"/>
+            </w:pPr>
+            <w:r>
+              <w:rPr>
+                <w:b/>
+                <w:bCs/>
+                <w:color w:val="8186EF"/>
+                <w:sz w:val="14"/>
+                <w:szCs w:val="14"/>
+              </w:rPr>
+              <w:t xml:space="preserve">(8)</w:t>
             </w:r>
           </w:p>
         </w:tc>
         <w:tc>
           <w:tcPr>
             <w:tcW w:type="pct" w:w="2200"/>
-            <w:shd w:fill="FFFFFF" w:val="clear"/>
             <w:tcMar>
               <w:top w:type="dxa" w:w="50"/>
               <w:left w:type="dxa" w:w="110"/>
@@ -3214,17 +3184,14 @@
           </w:tcPr>
           <w:p>
             <w:pPr>
-              <w:spacing w:before="46" w:after="46"/>
-            </w:pPr>
-            <w:r>
-              <w:rPr>
-                <w:b/>
-                <w:bCs/>
-                <w:color w:val="8186EF"/>
-                <w:sz w:val="14"/>
-                <w:szCs w:val="14"/>
-              </w:rPr>
-              <w:t xml:space="preserve">(9)</w:t>
+              <w:spacing w:before="28" w:after="28"/>
+            </w:pPr>
+            <w:r>
+              <w:rPr>
+                <w:sz w:val="15"/>
+                <w:szCs w:val="15"/>
+              </w:rPr>
+              <w:t xml:space="preserve">Supplier contract; watch world fruit prices</w:t>
             </w:r>
           </w:p>
         </w:tc>
@@ -3286,7 +3253,7 @@
                 <w:sz w:val="16"/>
                 <w:szCs w:val="16"/>
               </w:rPr>
-              <w:t xml:space="preserve">900,000 cases   ·   $20.00 a case   ·   Supplier contract; watch world fruit prices   ·   11,250,000 cases   ·   budget cycle</w:t>
+              <w:t xml:space="preserve">Market × share   ·   $0.90 a liter   ·   Supplier contract; watch world fruit prices   ·   From the portfolio review (Chapter 2)</w:t>
             </w:r>
           </w:p>
         </w:tc>
@@ -3313,7 +3280,7 @@
           <w:sz w:val="16"/>
           <w:szCs w:val="16"/>
         </w:rPr>
-        <w:t xml:space="preserve">      gaps 10–12</w:t>
+        <w:t xml:space="preserve">      gaps 9–11</w:t>
       </w:r>
     </w:p>
     <w:p>
@@ -3343,7 +3310,7 @@
           <w:sz w:val="15"/>
           <w:szCs w:val="15"/>
         </w:rPr>
-        <w:t xml:space="preserve"> (10) </w:t>
+        <w:t xml:space="preserve"> (9) </w:t>
       </w:r>
       <w:r>
         <w:rPr>
@@ -3375,7 +3342,7 @@
           <w:sz w:val="15"/>
           <w:szCs w:val="15"/>
         </w:rPr>
-        <w:t xml:space="preserve"> (11) </w:t>
+        <w:t xml:space="preserve"> (10) </w:t>
       </w:r>
       <w:r>
         <w:rPr>
@@ -3404,7 +3371,7 @@
           <w:sz w:val="19"/>
           <w:szCs w:val="19"/>
         </w:rPr>
-        <w:t xml:space="preserve">If Orontes cuts prices to gain share, rivals may respond, and the market </w:t>
+        <w:t xml:space="preserve">If Orontes cuts prices to gain share, rivals may </w:t>
       </w:r>
       <w:r>
         <w:rPr>
@@ -3414,7 +3381,7 @@
           <w:sz w:val="15"/>
           <w:szCs w:val="15"/>
         </w:rPr>
-        <w:t xml:space="preserve"> (12) </w:t>
+        <w:t xml:space="preserve"> (11) </w:t>
       </w:r>
       <w:r>
         <w:rPr>
@@ -3436,7 +3403,7 @@
           <w:sz w:val="19"/>
           <w:szCs w:val="19"/>
         </w:rPr>
-        <w:t xml:space="preserve"> itself must be revised. </w:t>
+        <w:t xml:space="preserve">, and the market forecast itself must be revised. </w:t>
       </w:r>
     </w:p>
     <w:tbl>
@@ -3494,7 +3461,7 @@
                 <w:sz w:val="16"/>
                 <w:szCs w:val="16"/>
               </w:rPr>
-              <w:t xml:space="preserve">limits   ·   evidence-based   ·   change   ·   forecast</w:t>
+              <w:t xml:space="preserve">limits   ·   evidence-based   ·   change   ·   respond</w:t>
             </w:r>
           </w:p>
         </w:tc>
@@ -3598,7 +3565,7 @@
                 <w:sz w:val="16"/>
                 <w:szCs w:val="16"/>
               </w:rPr>
-              <w:t xml:space="preserve">inflation</w:t>
+              <w:t xml:space="preserve">economic</w:t>
             </w:r>
           </w:p>
         </w:tc>
@@ -3631,7 +3598,7 @@
                 <w:sz w:val="16"/>
                 <w:szCs w:val="16"/>
               </w:rPr>
-              <w:t xml:space="preserve">900,000 cases</w:t>
+              <w:t xml:space="preserve">Market × share</w:t>
             </w:r>
           </w:p>
         </w:tc>
@@ -3666,7 +3633,7 @@
                 <w:sz w:val="16"/>
                 <w:szCs w:val="16"/>
               </w:rPr>
-              <w:t xml:space="preserve">industry</w:t>
+              <w:t xml:space="preserve">exchange</w:t>
             </w:r>
           </w:p>
         </w:tc>
@@ -3699,7 +3666,7 @@
                 <w:sz w:val="16"/>
                 <w:szCs w:val="16"/>
               </w:rPr>
-              <w:t xml:space="preserve">$20.00 a case</w:t>
+              <w:t xml:space="preserve">$0.90 a liter</w:t>
             </w:r>
           </w:p>
         </w:tc>
@@ -3767,7 +3734,7 @@
                 <w:sz w:val="16"/>
                 <w:szCs w:val="16"/>
               </w:rPr>
-              <w:t xml:space="preserve">Supplier contract; watch world fruit prices</w:t>
+              <w:t xml:space="preserve">limits</w:t>
             </w:r>
           </w:p>
         </w:tc>
@@ -3835,7 +3802,7 @@
                 <w:sz w:val="16"/>
                 <w:szCs w:val="16"/>
               </w:rPr>
-              <w:t xml:space="preserve">limits</w:t>
+              <w:t xml:space="preserve">change</w:t>
             </w:r>
           </w:p>
         </w:tc>
@@ -3903,7 +3870,7 @@
                 <w:sz w:val="16"/>
                 <w:szCs w:val="16"/>
               </w:rPr>
-              <w:t xml:space="preserve">change</w:t>
+              <w:t xml:space="preserve">respond</w:t>
             </w:r>
           </w:p>
         </w:tc>
@@ -3938,7 +3905,7 @@
                 <w:sz w:val="16"/>
                 <w:szCs w:val="16"/>
               </w:rPr>
-              <w:t xml:space="preserve">11,250,000 cases</w:t>
+              <w:t xml:space="preserve">From the portfolio review (Chapter 2)</w:t>
             </w:r>
           </w:p>
         </w:tc>
@@ -3954,24 +3921,14 @@
           </w:tcPr>
           <w:p>
             <w:pPr>
-              <w:spacing w:before="12" w:after="12"/>
-            </w:pPr>
-            <w:r>
-              <w:rPr>
-                <w:b/>
-                <w:bCs/>
-                <w:color w:val="8186EF"/>
-                <w:sz w:val="16"/>
-                <w:szCs w:val="16"/>
-              </w:rPr>
-              <w:t xml:space="preserve">12  </w:t>
-            </w:r>
-            <w:r>
-              <w:rPr>
-                <w:sz w:val="16"/>
-                <w:szCs w:val="16"/>
-              </w:rPr>
-              <w:t xml:space="preserve">forecast</w:t>
+              <w:spacing w:before="24" w:after="24"/>
+            </w:pPr>
+            <w:r>
+              <w:rPr>
+                <w:sz w:val="16"/>
+                <w:szCs w:val="16"/>
+              </w:rPr>
+              <w:t xml:space="preserve"/>
             </w:r>
           </w:p>
         </w:tc>
@@ -4197,7 +4154,7 @@
           <w:sz w:val="19"/>
           <w:szCs w:val="19"/>
         </w:rPr>
-        <w:t xml:space="preserve">The </w:t>
+        <w:t xml:space="preserve">The budget is where the company decides who gets what: money, people, </w:t>
       </w:r>
       <w:r>
         <w:rPr>
@@ -4229,7 +4186,7 @@
           <w:sz w:val="19"/>
           <w:szCs w:val="19"/>
         </w:rPr>
-        <w:t xml:space="preserve"> is where the company decides who gets what: money, people, machines and time. </w:t>
+        <w:t xml:space="preserve"> and time. </w:t>
       </w:r>
       <w:r>
         <w:rPr>
@@ -4294,7 +4251,7 @@
                 <w:sz w:val="16"/>
                 <w:szCs w:val="16"/>
               </w:rPr>
-              <w:t xml:space="preserve">always   ·   Because   ·   budget</w:t>
+              <w:t xml:space="preserve">always   ·   percentage   ·   machines</w:t>
             </w:r>
           </w:p>
         </w:tc>
@@ -4725,7 +4682,7 @@
           <w:sz w:val="19"/>
           <w:szCs w:val="19"/>
         </w:rPr>
-        <w:t xml:space="preserve">Cutting every </w:t>
+        <w:t xml:space="preserve">Cutting every request by the same </w:t>
       </w:r>
       <w:r>
         <w:rPr>
@@ -4743,7 +4700,7 @@
           <w:sz w:val="19"/>
           <w:szCs w:val="19"/>
         </w:rPr>
-        <w:t xml:space="preserve">           </w:t>
+        <w:t xml:space="preserve">            </w:t>
       </w:r>
       <w:r>
         <w:rPr>
@@ -4757,7 +4714,7 @@
           <w:sz w:val="19"/>
           <w:szCs w:val="19"/>
         </w:rPr>
-        <w:t xml:space="preserve"> by the same </w:t>
+        <w:t xml:space="preserve"> would have been </w:t>
       </w:r>
       <w:r>
         <w:rPr>
@@ -4775,7 +4732,7 @@
           <w:sz w:val="19"/>
           <w:szCs w:val="19"/>
         </w:rPr>
-        <w:t xml:space="preserve">            </w:t>
+        <w:t xml:space="preserve">           </w:t>
       </w:r>
       <w:r>
         <w:rPr>
@@ -4789,7 +4746,7 @@
           <w:sz w:val="19"/>
           <w:szCs w:val="19"/>
         </w:rPr>
-        <w:t xml:space="preserve"> would have been simpler, but it would have starved the star and overfed the cash cow. </w:t>
+        <w:t xml:space="preserve">, but it would have starved the star and overfed the cash cow. </w:t>
       </w:r>
       <w:r>
         <w:rPr>
@@ -4828,7 +4785,7 @@
           <w:sz w:val="19"/>
           <w:szCs w:val="19"/>
         </w:rPr>
-        <w:t xml:space="preserve"> allocation puts </w:t>
+        <w:t xml:space="preserve"> allocation puts resources where they </w:t>
       </w:r>
       <w:r>
         <w:rPr>
@@ -4860,14 +4817,14 @@
           <w:sz w:val="19"/>
           <w:szCs w:val="19"/>
         </w:rPr>
-        <w:t xml:space="preserve"> where they support the strategy best. </w:t>
-      </w:r>
-      <w:r>
-        <w:rPr>
-          <w:sz w:val="19"/>
-          <w:szCs w:val="19"/>
-        </w:rPr>
-        <w:t xml:space="preserve">Because every unit sees the final allocation, the </w:t>
+        <w:t xml:space="preserve"> the strategy best. </w:t>
+      </w:r>
+      <w:r>
+        <w:rPr>
+          <w:sz w:val="19"/>
+          <w:szCs w:val="19"/>
+        </w:rPr>
+        <w:t xml:space="preserve">Because every unit sees the final allocation, the budget also </w:t>
       </w:r>
       <w:r>
         <w:rPr>
@@ -4899,7 +4856,7 @@
           <w:sz w:val="19"/>
           <w:szCs w:val="19"/>
         </w:rPr>
-        <w:t xml:space="preserve"> also explains the strategy to the managers who did not get what they asked for. </w:t>
+        <w:t xml:space="preserve"> the strategy to the managers who did not get what they asked for. </w:t>
       </w:r>
     </w:p>
     <w:tbl>
@@ -4957,7 +4914,7 @@
                 <w:sz w:val="16"/>
                 <w:szCs w:val="16"/>
               </w:rPr>
-              <w:t xml:space="preserve">resources   ·   systems   ·   Efficient   ·   percentage   ·   budget   ·   request</w:t>
+              <w:t xml:space="preserve">support   ·   budget   ·   Efficient   ·   simpler   ·   explains   ·   percentage</w:t>
             </w:r>
           </w:p>
         </w:tc>
@@ -5129,7 +5086,7 @@
                 <w:sz w:val="16"/>
                 <w:szCs w:val="16"/>
               </w:rPr>
-              <w:t xml:space="preserve">budget</w:t>
+              <w:t xml:space="preserve">machines</w:t>
             </w:r>
           </w:p>
         </w:tc>
@@ -5162,7 +5119,7 @@
                 <w:sz w:val="16"/>
                 <w:szCs w:val="16"/>
               </w:rPr>
-              <w:t xml:space="preserve">request</w:t>
+              <w:t xml:space="preserve">percentage</w:t>
             </w:r>
           </w:p>
         </w:tc>
@@ -5230,7 +5187,7 @@
                 <w:sz w:val="16"/>
                 <w:szCs w:val="16"/>
               </w:rPr>
-              <w:t xml:space="preserve">percentage</w:t>
+              <w:t xml:space="preserve">simpler</w:t>
             </w:r>
           </w:p>
         </w:tc>
@@ -5366,7 +5323,7 @@
                 <w:sz w:val="16"/>
                 <w:szCs w:val="16"/>
               </w:rPr>
-              <w:t xml:space="preserve">resources</w:t>
+              <w:t xml:space="preserve">support</w:t>
             </w:r>
           </w:p>
         </w:tc>
@@ -5434,7 +5391,7 @@
                 <w:sz w:val="16"/>
                 <w:szCs w:val="16"/>
               </w:rPr>
-              <w:t xml:space="preserve">budget</w:t>
+              <w:t xml:space="preserve">explains</w:t>
             </w:r>
           </w:p>
         </w:tc>
@@ -5652,7 +5609,7 @@
           <w:sz w:val="19"/>
           <w:szCs w:val="19"/>
         </w:rPr>
-        <w:t xml:space="preserve">A </w:t>
+        <w:t xml:space="preserve">A capital budget </w:t>
       </w:r>
       <w:r>
         <w:rPr>
@@ -5684,7 +5641,7 @@
           <w:sz w:val="19"/>
           <w:szCs w:val="19"/>
         </w:rPr>
-        <w:t xml:space="preserve"> budget follows the life of the </w:t>
+        <w:t xml:space="preserve"> the life of the project; the master budget </w:t>
       </w:r>
       <w:r>
         <w:rPr>
@@ -5716,7 +5673,7 @@
           <w:sz w:val="19"/>
           <w:szCs w:val="19"/>
         </w:rPr>
-        <w:t xml:space="preserve">; the master budget covers one year, split into </w:t>
+        <w:t xml:space="preserve"> one year, split into </w:t>
       </w:r>
       <w:r>
         <w:rPr>
@@ -5806,7 +5763,7 @@
                 <w:sz w:val="16"/>
                 <w:szCs w:val="16"/>
               </w:rPr>
-              <w:t xml:space="preserve">executive   ·   capital   ·   quarters   ·   project</w:t>
+              <w:t xml:space="preserve">executive   ·   follows   ·   quarters   ·   covers</w:t>
             </w:r>
           </w:p>
         </w:tc>
@@ -6267,7 +6224,7 @@
           <w:sz w:val="19"/>
           <w:szCs w:val="19"/>
         </w:rPr>
-        <w:t xml:space="preserve">A </w:t>
+        <w:t xml:space="preserve">A budget that is too long </w:t>
       </w:r>
       <w:r>
         <w:rPr>
@@ -6299,7 +6256,7 @@
           <w:sz w:val="19"/>
           <w:szCs w:val="19"/>
         </w:rPr>
-        <w:t xml:space="preserve"> that is too long becomes a guess; one that is too short misses the effect of </w:t>
+        <w:t xml:space="preserve"> a guess; one that is too short misses the effect of </w:t>
       </w:r>
       <w:r>
         <w:rPr>
@@ -6370,7 +6327,14 @@
           <w:sz w:val="19"/>
           <w:szCs w:val="19"/>
         </w:rPr>
-        <w:t xml:space="preserve"> the decision it </w:t>
+        <w:t xml:space="preserve"> the decision it supports. </w:t>
+      </w:r>
+      <w:r>
+        <w:rPr>
+          <w:sz w:val="19"/>
+          <w:szCs w:val="19"/>
+        </w:rPr>
+        <w:t xml:space="preserve">Successful budgeting is linked to strategy, realistic, </w:t>
       </w:r>
       <w:r>
         <w:rPr>
@@ -6388,7 +6352,7 @@
           <w:sz w:val="19"/>
           <w:szCs w:val="19"/>
         </w:rPr>
-        <w:t xml:space="preserve">           </w:t>
+        <w:t xml:space="preserve">               </w:t>
       </w:r>
       <w:r>
         <w:rPr>
@@ -6402,14 +6366,7 @@
           <w:sz w:val="19"/>
           <w:szCs w:val="19"/>
         </w:rPr>
-        <w:t xml:space="preserve">. </w:t>
-      </w:r>
-      <w:r>
-        <w:rPr>
-          <w:sz w:val="19"/>
-          <w:szCs w:val="19"/>
-        </w:rPr>
-        <w:t xml:space="preserve">Successful budgeting is linked to strategy, realistic, participative, flexible within a clear policy, and followed by timely feedback. </w:t>
+        <w:t xml:space="preserve">, flexible within a clear policy, and followed by timely feedback. </w:t>
       </w:r>
     </w:p>
     <w:tbl>
@@ -6467,7 +6424,7 @@
                 <w:sz w:val="16"/>
                 <w:szCs w:val="16"/>
               </w:rPr>
-              <w:t xml:space="preserve">participative   ·   supports   ·   matches   ·   budget   ·   decisions</w:t>
+              <w:t xml:space="preserve">followed   ·   participative   ·   matches   ·   becomes   ·   decisions</w:t>
             </w:r>
           </w:p>
         </w:tc>
@@ -6940,7 +6897,7 @@
           <w:sz w:val="19"/>
           <w:szCs w:val="19"/>
         </w:rPr>
-        <w:t xml:space="preserve">Top </w:t>
+        <w:t xml:space="preserve">Top management sets the goals and assumptions, resolves conflicts </w:t>
       </w:r>
       <w:r>
         <w:rPr>
@@ -6958,7 +6915,7 @@
           <w:sz w:val="19"/>
           <w:szCs w:val="19"/>
         </w:rPr>
-        <w:t xml:space="preserve">            </w:t>
+        <w:t xml:space="preserve">           </w:t>
       </w:r>
       <w:r>
         <w:rPr>
@@ -6972,7 +6929,14 @@
           <w:sz w:val="19"/>
           <w:szCs w:val="19"/>
         </w:rPr>
-        <w:t xml:space="preserve"> sets the goals and assumptions, resolves conflicts between units, approves the final budget and uses it in </w:t>
+        <w:t xml:space="preserve"> units, approves the final budget and uses it in performance reviews. </w:t>
+      </w:r>
+      <w:r>
+        <w:rPr>
+          <w:sz w:val="19"/>
+          <w:szCs w:val="19"/>
+        </w:rPr>
+        <w:t xml:space="preserve">If top </w:t>
       </w:r>
       <w:r>
         <w:rPr>
@@ -6990,7 +6954,7 @@
           <w:sz w:val="19"/>
           <w:szCs w:val="19"/>
         </w:rPr>
-        <w:t xml:space="preserve">             </w:t>
+        <w:t xml:space="preserve">           </w:t>
       </w:r>
       <w:r>
         <w:rPr>
@@ -7004,14 +6968,7 @@
           <w:sz w:val="19"/>
           <w:szCs w:val="19"/>
         </w:rPr>
-        <w:t xml:space="preserve"> reviews. </w:t>
-      </w:r>
-      <w:r>
-        <w:rPr>
-          <w:sz w:val="19"/>
-          <w:szCs w:val="19"/>
-        </w:rPr>
-        <w:t xml:space="preserve">If top </w:t>
+        <w:t xml:space="preserve"> ignore the budget, so will </w:t>
       </w:r>
       <w:r>
         <w:rPr>
@@ -7043,7 +7000,14 @@
           <w:sz w:val="19"/>
           <w:szCs w:val="19"/>
         </w:rPr>
-        <w:t xml:space="preserve"> ignore the budget, so will </w:t>
+        <w:t xml:space="preserve"> else. </w:t>
+      </w:r>
+      <w:r>
+        <w:rPr>
+          <w:sz w:val="19"/>
+          <w:szCs w:val="19"/>
+        </w:rPr>
+        <w:t xml:space="preserve">At Orontes, the chief </w:t>
       </w:r>
       <w:r>
         <w:rPr>
@@ -7075,14 +7039,7 @@
           <w:sz w:val="19"/>
           <w:szCs w:val="19"/>
         </w:rPr>
-        <w:t xml:space="preserve"> else. </w:t>
-      </w:r>
-      <w:r>
-        <w:rPr>
-          <w:sz w:val="19"/>
-          <w:szCs w:val="19"/>
-        </w:rPr>
-        <w:t xml:space="preserve">At Orontes, the chief executive opens the budget round with a letter that restates the strategic goals and the key assumptions. </w:t>
+        <w:t xml:space="preserve"> opens the budget round with a letter that restates the strategic goals and the key assumptions. </w:t>
       </w:r>
     </w:p>
     <w:tbl>
@@ -7140,7 +7097,7 @@
                 <w:sz w:val="16"/>
                 <w:szCs w:val="16"/>
               </w:rPr>
-              <w:t xml:space="preserve">everyone   ·   managers   ·   capital   ·   performance   ·   management</w:t>
+              <w:t xml:space="preserve">executive   ·   everyone   ·   followed   ·   managers   ·   between</w:t>
             </w:r>
           </w:p>
         </w:tc>
@@ -7244,7 +7201,7 @@
                 <w:sz w:val="16"/>
                 <w:szCs w:val="16"/>
               </w:rPr>
-              <w:t xml:space="preserve">capital</w:t>
+              <w:t xml:space="preserve">follows</w:t>
             </w:r>
           </w:p>
         </w:tc>
@@ -7277,7 +7234,7 @@
                 <w:sz w:val="16"/>
                 <w:szCs w:val="16"/>
               </w:rPr>
-              <w:t xml:space="preserve">supports</w:t>
+              <w:t xml:space="preserve">participative</w:t>
             </w:r>
           </w:p>
         </w:tc>
@@ -7312,7 +7269,7 @@
                 <w:sz w:val="16"/>
                 <w:szCs w:val="16"/>
               </w:rPr>
-              <w:t xml:space="preserve">project</w:t>
+              <w:t xml:space="preserve">covers</w:t>
             </w:r>
           </w:p>
         </w:tc>
@@ -7549,7 +7506,7 @@
                 <w:sz w:val="16"/>
                 <w:szCs w:val="16"/>
               </w:rPr>
-              <w:t xml:space="preserve">management</w:t>
+              <w:t xml:space="preserve">between</w:t>
             </w:r>
           </w:p>
         </w:tc>
@@ -7617,7 +7574,7 @@
                 <w:sz w:val="16"/>
                 <w:szCs w:val="16"/>
               </w:rPr>
-              <w:t xml:space="preserve">performance</w:t>
+              <w:t xml:space="preserve">managers</w:t>
             </w:r>
           </w:p>
         </w:tc>
@@ -7652,7 +7609,7 @@
                 <w:sz w:val="16"/>
                 <w:szCs w:val="16"/>
               </w:rPr>
-              <w:t xml:space="preserve">budget</w:t>
+              <w:t xml:space="preserve">becomes</w:t>
             </w:r>
           </w:p>
         </w:tc>
@@ -7685,7 +7642,7 @@
                 <w:sz w:val="16"/>
                 <w:szCs w:val="16"/>
               </w:rPr>
-              <w:t xml:space="preserve">managers</w:t>
+              <w:t xml:space="preserve">everyone</w:t>
             </w:r>
           </w:p>
         </w:tc>
@@ -7753,7 +7710,7 @@
                 <w:sz w:val="16"/>
                 <w:szCs w:val="16"/>
               </w:rPr>
-              <w:t xml:space="preserve">everyone</w:t>
+              <w:t xml:space="preserve">executive</w:t>
             </w:r>
           </w:p>
         </w:tc>
@@ -8164,7 +8121,7 @@
           <w:sz w:val="19"/>
           <w:szCs w:val="19"/>
         </w:rPr>
-        <w:t xml:space="preserve"> usually come from </w:t>
+        <w:t xml:space="preserve"> usually come from participation with </w:t>
       </w:r>
       <w:r>
         <w:rPr>
@@ -8182,7 +8139,7 @@
           <w:sz w:val="19"/>
           <w:szCs w:val="19"/>
         </w:rPr>
-        <w:t xml:space="preserve">               </w:t>
+        <w:t xml:space="preserve">           </w:t>
       </w:r>
       <w:r>
         <w:rPr>
@@ -8196,7 +8153,7 @@
           <w:sz w:val="19"/>
           <w:szCs w:val="19"/>
         </w:rPr>
-        <w:t xml:space="preserve"> with review. </w:t>
+        <w:t xml:space="preserve">. </w:t>
       </w:r>
       <w:r>
         <w:rPr>
@@ -8371,7 +8328,7 @@
                 <w:sz w:val="16"/>
                 <w:szCs w:val="16"/>
               </w:rPr>
-              <w:t xml:space="preserve">participation   ·   participative   ·   evidence   ·   propose   ·   equipment   ·   imposed   ·   significantly   ·   results   ·   prepare</w:t>
+              <w:t xml:space="preserve">review   ·   participative   ·   evidence   ·   propose   ·   equipment   ·   imposed   ·   significantly   ·   results   ·   prepare</w:t>
             </w:r>
           </w:p>
         </w:tc>
@@ -8474,7 +8431,7 @@
       <w:r>
         <w:drawing>
           <wp:inline distT="0" distB="0" distL="0" distR="0">
-            <wp:extent cx="5734050" cy="1976750"/>
+            <wp:extent cx="5734050" cy="2587875"/>
             <wp:effectExtent t="0" r="0" b="0" l="0"/>
             <wp:docPr id="1" name="" descr="" title=""/>
             <wp:cNvGraphicFramePr>
@@ -8499,7 +8456,7 @@
                   <pic:spPr bwMode="auto">
                     <a:xfrm>
                       <a:off x="0" y="0"/>
-                      <a:ext cx="5734050" cy="1976750"/>
+                      <a:ext cx="5734050" cy="2587875"/>
                     </a:xfrm>
                     <a:prstGeom prst="rect">
                       <a:avLst/>
@@ -8567,7 +8524,7 @@
                 <w:sz w:val="16"/>
                 <w:szCs w:val="16"/>
               </w:rPr>
-              <w:t xml:space="preserve">Concentrate used per case   ·   Price paid for concentrate   ·   Wage rate set by the union contract   ·   Depreciation of the plant   ·   Labor hours on the line</w:t>
+              <w:t xml:space="preserve">Concentrate used per case   ·   Maintenance spending   ·   Wage rate set by the union contract   ·   Depreciation of the plant   ·   budget revision</w:t>
             </w:r>
           </w:p>
         </w:tc>
@@ -8607,7 +8564,7 @@
           <w:sz w:val="19"/>
           <w:szCs w:val="19"/>
         </w:rPr>
-        <w:t xml:space="preserve">Controllability also shapes </w:t>
+        <w:t xml:space="preserve">Controllability also shapes participation: the plant manager should help set targets for usage and hours, while the </w:t>
       </w:r>
       <w:r>
         <w:rPr>
@@ -8625,7 +8582,7 @@
           <w:sz w:val="19"/>
           <w:szCs w:val="19"/>
         </w:rPr>
-        <w:t xml:space="preserve">               </w:t>
+        <w:t xml:space="preserve">            </w:t>
       </w:r>
       <w:r>
         <w:rPr>
@@ -8639,7 +8596,7 @@
           <w:sz w:val="19"/>
           <w:szCs w:val="19"/>
         </w:rPr>
-        <w:t xml:space="preserve">: the plant manager should help set targets for usage and hours, while the purchasing manager sets the price </w:t>
+        <w:t xml:space="preserve"> manager sets the price </w:t>
       </w:r>
       <w:r>
         <w:rPr>
@@ -8800,7 +8757,7 @@
                 <w:sz w:val="16"/>
                 <w:szCs w:val="16"/>
               </w:rPr>
-              <w:t xml:space="preserve">assumptions   ·   equipment   ·   participation   ·   depreciation   ·   against</w:t>
+              <w:t xml:space="preserve">assumptions   ·   equipment   ·   purchasing   ·   depreciation   ·   information</w:t>
             </w:r>
           </w:p>
         </w:tc>
@@ -9340,7 +9297,7 @@
                 <w:sz w:val="16"/>
                 <w:szCs w:val="16"/>
               </w:rPr>
-              <w:t xml:space="preserve">Price paid for concentrate</w:t>
+              <w:t xml:space="preserve">Maintenance spending</w:t>
             </w:r>
           </w:p>
         </w:tc>
@@ -9544,7 +9501,7 @@
                 <w:sz w:val="16"/>
                 <w:szCs w:val="16"/>
               </w:rPr>
-              <w:t xml:space="preserve">participation</w:t>
+              <w:t xml:space="preserve">purchasing</w:t>
             </w:r>
           </w:p>
         </w:tc>
@@ -9579,7 +9536,7 @@
                 <w:sz w:val="16"/>
                 <w:szCs w:val="16"/>
               </w:rPr>
-              <w:t xml:space="preserve">participation</w:t>
+              <w:t xml:space="preserve">review</w:t>
             </w:r>
           </w:p>
         </w:tc>
@@ -10071,7 +10028,7 @@
           <w:sz w:val="19"/>
           <w:szCs w:val="19"/>
         </w:rPr>
-        <w:t xml:space="preserve">Budgetary slack is the gap between a </w:t>
+        <w:t xml:space="preserve">Budgetary slack is the gap </w:t>
       </w:r>
       <w:r>
         <w:rPr>
@@ -10103,7 +10060,7 @@
           <w:sz w:val="19"/>
           <w:szCs w:val="19"/>
         </w:rPr>
-        <w:t xml:space="preserve"> easy figure and the figure the </w:t>
+        <w:t xml:space="preserve"> a manager's easy figure and the figure the </w:t>
       </w:r>
       <w:r>
         <w:rPr>
@@ -10316,7 +10273,14 @@
           <w:sz w:val="19"/>
           <w:szCs w:val="19"/>
         </w:rPr>
-        <w:t xml:space="preserve"> need revising </w:t>
+        <w:t xml:space="preserve"> need revising during the year, but only under a clear policy. </w:t>
+      </w:r>
+      <w:r>
+        <w:rPr>
+          <w:sz w:val="19"/>
+          <w:szCs w:val="19"/>
+        </w:rPr>
+        <w:t xml:space="preserve">A good policy </w:t>
       </w:r>
       <w:r>
         <w:rPr>
@@ -10348,14 +10312,7 @@
           <w:sz w:val="19"/>
           <w:szCs w:val="19"/>
         </w:rPr>
-        <w:t xml:space="preserve"> the year, but only under a clear policy. </w:t>
-      </w:r>
-      <w:r>
-        <w:rPr>
-          <w:sz w:val="19"/>
-          <w:szCs w:val="19"/>
-        </w:rPr>
-        <w:t xml:space="preserve">A good policy revises for large changes outside managers' control, and keeps the targets for things managers can control. </w:t>
+        <w:t xml:space="preserve"> for large changes outside managers' control, and keeps the targets for things managers can control. </w:t>
       </w:r>
       <w:r>
         <w:rPr>
@@ -10420,7 +10377,7 @@
                 <w:sz w:val="16"/>
                 <w:szCs w:val="16"/>
               </w:rPr>
-              <w:t xml:space="preserve">target   ·   sometimes   ·   manager's   ·   achieve   ·   during   ·   congruence   ·   spending   ·   evidence   ·   budgeted</w:t>
+              <w:t xml:space="preserve">target   ·   sometimes   ·   between   ·   achieve   ·   revises   ·   congruence   ·   exception   ·   evidence   ·   budgeted</w:t>
             </w:r>
           </w:p>
         </w:tc>
@@ -10546,7 +10503,7 @@
           <w:sz w:val="19"/>
           <w:szCs w:val="19"/>
         </w:rPr>
-        <w:t xml:space="preserve">The comparison must use the </w:t>
+        <w:t xml:space="preserve">The </w:t>
       </w:r>
       <w:r>
         <w:rPr>
@@ -10564,7 +10521,7 @@
           <w:sz w:val="19"/>
           <w:szCs w:val="19"/>
         </w:rPr>
-        <w:t xml:space="preserve">           </w:t>
+        <w:t xml:space="preserve">            </w:t>
       </w:r>
       <w:r>
         <w:rPr>
@@ -10578,7 +10535,7 @@
           <w:sz w:val="19"/>
           <w:szCs w:val="19"/>
         </w:rPr>
-        <w:t xml:space="preserve"> to date, not the annual total. </w:t>
+        <w:t xml:space="preserve"> must use the budget to date, not the annual total. </w:t>
       </w:r>
     </w:p>
     <w:tbl>
@@ -10636,7 +10593,7 @@
                 <w:sz w:val="16"/>
                 <w:szCs w:val="16"/>
               </w:rPr>
-              <w:t xml:space="preserve">spending   ·   budget   ·   overspend</w:t>
+              <w:t xml:space="preserve">spending   ·   comparison   ·   congruence</w:t>
             </w:r>
           </w:p>
         </w:tc>
@@ -11994,7 +11951,7 @@
                 <w:sz w:val="16"/>
                 <w:szCs w:val="16"/>
               </w:rPr>
-              <w:t xml:space="preserve">manager's</w:t>
+              <w:t xml:space="preserve">between</w:t>
             </w:r>
           </w:p>
         </w:tc>
@@ -12470,7 +12427,7 @@
                 <w:sz w:val="16"/>
                 <w:szCs w:val="16"/>
               </w:rPr>
-              <w:t xml:space="preserve">during</w:t>
+              <w:t xml:space="preserve">revises</w:t>
             </w:r>
           </w:p>
         </w:tc>
@@ -12606,7 +12563,7 @@
                 <w:sz w:val="16"/>
                 <w:szCs w:val="16"/>
               </w:rPr>
-              <w:t xml:space="preserve">budget</w:t>
+              <w:t xml:space="preserve">comparison</w:t>
             </w:r>
           </w:p>
         </w:tc>
@@ -12864,7 +12821,7 @@
           <w:sz w:val="19"/>
           <w:szCs w:val="19"/>
         </w:rPr>
-        <w:t xml:space="preserve">This example follows the </w:t>
+        <w:t xml:space="preserve">This example follows the budget meeting between the </w:t>
       </w:r>
       <w:r>
         <w:rPr>
@@ -12896,7 +12853,14 @@
           <w:sz w:val="19"/>
           <w:szCs w:val="19"/>
         </w:rPr>
-        <w:t xml:space="preserve"> meeting between the Beverages sales manager and the controller. </w:t>
+        <w:t xml:space="preserve"> sales manager and the controller. </w:t>
+      </w:r>
+      <w:r>
+        <w:rPr>
+          <w:sz w:val="19"/>
+          <w:szCs w:val="19"/>
+        </w:rPr>
+        <w:t xml:space="preserve">Proposal: 820,000 cases, from the sales manager. </w:t>
       </w:r>
       <w:r>
         <w:rPr>
@@ -12935,14 +12899,7 @@
           <w:sz w:val="19"/>
           <w:szCs w:val="19"/>
         </w:rPr>
-        <w:t xml:space="preserve">: 820,000 cases, from the sales manager. </w:t>
-      </w:r>
-      <w:r>
-        <w:rPr>
-          <w:sz w:val="19"/>
-          <w:szCs w:val="19"/>
-        </w:rPr>
-        <w:t xml:space="preserve">Evidence: market 11,250,000 cases × share 8.0% = 900,000 cases. </w:t>
+        <w:t xml:space="preserve">: market 11,250,000 cases × share 8.0% = 900,000 cases. </w:t>
       </w:r>
     </w:p>
     <w:tbl>
@@ -13000,7 +12957,7 @@
                 <w:sz w:val="16"/>
                 <w:szCs w:val="16"/>
               </w:rPr>
-              <w:t xml:space="preserve">reduces   ·   budget   ·   Proposal</w:t>
+              <w:t xml:space="preserve">explains   ·   Beverages   ·   Evidence</w:t>
             </w:r>
           </w:p>
         </w:tc>
@@ -13043,7 +13000,7 @@
       <w:r>
         <w:drawing>
           <wp:inline distT="0" distB="0" distL="0" distR="0">
-            <wp:extent cx="5734050" cy="1946550"/>
+            <wp:extent cx="5734050" cy="2519975"/>
             <wp:effectExtent t="0" r="0" b="0" l="0"/>
             <wp:docPr id="1" name="" descr="" title=""/>
             <wp:cNvGraphicFramePr>
@@ -13068,7 +13025,7 @@
                   <pic:spPr bwMode="auto">
                     <a:xfrm>
                       <a:off x="0" y="0"/>
-                      <a:ext cx="5734050" cy="1946550"/>
+                      <a:ext cx="5734050" cy="2519975"/>
                     </a:xfrm>
                     <a:prstGeom prst="rect">
                       <a:avLst/>
@@ -13215,7 +13172,7 @@
           <w:sz w:val="19"/>
           <w:szCs w:val="19"/>
         </w:rPr>
-        <w:t xml:space="preserve">The </w:t>
+        <w:t xml:space="preserve">The controller </w:t>
       </w:r>
       <w:r>
         <w:rPr>
@@ -13233,7 +13190,7 @@
           <w:sz w:val="19"/>
           <w:szCs w:val="19"/>
         </w:rPr>
-        <w:t xml:space="preserve">            </w:t>
+        <w:t xml:space="preserve">           </w:t>
       </w:r>
       <w:r>
         <w:rPr>
@@ -13247,7 +13204,7 @@
           <w:sz w:val="19"/>
           <w:szCs w:val="19"/>
         </w:rPr>
-        <w:t xml:space="preserve"> agrees to add a note on this risk, but the budget is set at 900,000 cases. </w:t>
+        <w:t xml:space="preserve"> to add a note on this risk, but the budget is set at 900,000 cases. </w:t>
       </w:r>
       <w:r>
         <w:rPr>
@@ -13376,7 +13333,7 @@
                 <w:sz w:val="16"/>
                 <w:szCs w:val="16"/>
               </w:rPr>
-              <w:t xml:space="preserve">reduces   ·   controller   ·   linked   ·   explains   ·   Beverages</w:t>
+              <w:t xml:space="preserve">reduces   ·   agrees   ·   linked   ·   explains   ·   approach</w:t>
             </w:r>
           </w:p>
         </w:tc>
@@ -13581,7 +13538,7 @@
           <w:sz w:val="19"/>
           <w:szCs w:val="19"/>
         </w:rPr>
-        <w:t xml:space="preserve">You may also have to choose the best participation approach, or judge whether a </w:t>
+        <w:t xml:space="preserve">You may also have to choose the best </w:t>
       </w:r>
       <w:r>
         <w:rPr>
@@ -13599,7 +13556,7 @@
           <w:sz w:val="19"/>
           <w:szCs w:val="19"/>
         </w:rPr>
-        <w:t xml:space="preserve">           </w:t>
+        <w:t xml:space="preserve">               </w:t>
       </w:r>
       <w:r>
         <w:rPr>
@@ -13613,7 +13570,7 @@
           <w:sz w:val="19"/>
           <w:szCs w:val="19"/>
         </w:rPr>
-        <w:t xml:space="preserve"> should be revised under a stated policy. </w:t>
+        <w:t xml:space="preserve"> approach, or judge whether a budget should be revised under a stated policy. </w:t>
       </w:r>
     </w:p>
     <w:tbl>
@@ -13671,7 +13628,7 @@
                 <w:sz w:val="16"/>
                 <w:szCs w:val="16"/>
               </w:rPr>
-              <w:t xml:space="preserve">controllable   ·   meeting   ·   budget   ·   identify</w:t>
+              <w:t xml:space="preserve">controllable   ·   whether   ·   participation   ·   identify</w:t>
             </w:r>
           </w:p>
         </w:tc>
@@ -14005,303 +13962,6 @@
                 <w:szCs w:val="16"/>
               </w:rPr>
               <w:t xml:space="preserve">Sales manager's proposal (jars)   ·   Contribution margin per jar   ·   Depreciation of the plant</w:t>
-            </w:r>
-          </w:p>
-        </w:tc>
-      </w:tr>
-    </w:tbl>
-    <w:p/>
-    <w:tbl>
-      <w:tblPr>
-        <w:tblW w:type="pct" w:w="100%"/>
-        <w:tblLayout w:type="fixed"/>
-        <w:tblBorders>
-          <w:top w:val="single" w:color="353A7C" w:sz="6"/>
-          <w:left w:val="single" w:color="353A7C" w:sz="6"/>
-          <w:bottom w:val="single" w:color="353A7C" w:sz="6"/>
-          <w:right w:val="single" w:color="353A7C" w:sz="6"/>
-          <w:insideH w:val="single" w:color="353A7C" w:sz="6"/>
-          <w:insideV w:val="single" w:color="353A7C" w:sz="6"/>
-        </w:tblBorders>
-      </w:tblPr>
-      <w:tblGrid>
-        <w:gridCol w:w="4608"/>
-        <w:gridCol w:w="4992"/>
-      </w:tblGrid>
-      <w:tr>
-        <w:tc>
-          <w:tcPr>
-            <w:tcW w:type="pct" w:w="5000"/>
-            <w:gridSpan w:val="2"/>
-            <w:shd w:fill="353A7C" w:val="clear"/>
-            <w:tcMar>
-              <w:top w:type="dxa" w:w="60"/>
-              <w:left w:type="dxa" w:w="120"/>
-              <w:bottom w:type="dxa" w:w="60"/>
-              <w:right w:type="dxa" w:w="120"/>
-            </w:tcMar>
-          </w:tcPr>
-          <w:p>
-            <w:pPr>
-              <w:spacing w:before="40" w:after="40"/>
-            </w:pPr>
-            <w:r>
-              <w:rPr>
-                <w:b/>
-                <w:bCs/>
-                <w:color w:val="FFFFFF"/>
-                <w:sz w:val="17"/>
-                <w:szCs w:val="17"/>
-              </w:rPr>
-              <w:t xml:space="preserve">Item — Answer</w:t>
-            </w:r>
-          </w:p>
-        </w:tc>
-      </w:tr>
-      <w:tr>
-        <w:tc>
-          <w:tcPr>
-            <w:tcW w:type="pct" w:w="2400"/>
-            <w:shd w:fill="353A7C" w:val="clear"/>
-            <w:tcMar>
-              <w:top w:type="dxa" w:w="50"/>
-              <w:left w:type="dxa" w:w="110"/>
-              <w:bottom w:type="dxa" w:w="50"/>
-              <w:right w:type="dxa" w:w="110"/>
-            </w:tcMar>
-          </w:tcPr>
-          <w:p>
-            <w:pPr>
-              <w:spacing w:before="30" w:after="30"/>
-            </w:pPr>
-            <w:r>
-              <w:rPr>
-                <w:b/>
-                <w:bCs/>
-                <w:color w:val="FFFFFF"/>
-                <w:sz w:val="15"/>
-                <w:szCs w:val="15"/>
-              </w:rPr>
-              <w:t xml:space="preserve">Item</w:t>
-            </w:r>
-          </w:p>
-        </w:tc>
-        <w:tc>
-          <w:tcPr>
-            <w:tcW w:type="pct" w:w="2600"/>
-            <w:shd w:fill="353A7C" w:val="clear"/>
-            <w:tcMar>
-              <w:top w:type="dxa" w:w="50"/>
-              <w:left w:type="dxa" w:w="110"/>
-              <w:bottom w:type="dxa" w:w="50"/>
-              <w:right w:type="dxa" w:w="110"/>
-            </w:tcMar>
-          </w:tcPr>
-          <w:p>
-            <w:pPr>
-              <w:spacing w:before="30" w:after="30"/>
-            </w:pPr>
-            <w:r>
-              <w:rPr>
-                <w:b/>
-                <w:bCs/>
-                <w:color w:val="FFFFFF"/>
-                <w:sz w:val="15"/>
-                <w:szCs w:val="15"/>
-              </w:rPr>
-              <w:t xml:space="preserve">Answer</w:t>
-            </w:r>
-          </w:p>
-        </w:tc>
-      </w:tr>
-      <w:tr>
-        <w:tc>
-          <w:tcPr>
-            <w:tcW w:type="pct" w:w="2400"/>
-            <w:tcMar>
-              <w:top w:type="dxa" w:w="50"/>
-              <w:left w:type="dxa" w:w="110"/>
-              <w:bottom w:type="dxa" w:w="50"/>
-              <w:right w:type="dxa" w:w="110"/>
-            </w:tcMar>
-          </w:tcPr>
-          <w:p>
-            <w:pPr>
-              <w:spacing w:before="28" w:after="28"/>
-            </w:pPr>
-            <w:r>
-              <w:rPr>
-                <w:sz w:val="15"/>
-                <w:szCs w:val="15"/>
-              </w:rPr>
-              <w:t xml:space="preserve">Price paid for concentrate</w:t>
-            </w:r>
-          </w:p>
-        </w:tc>
-        <w:tc>
-          <w:tcPr>
-            <w:tcW w:type="pct" w:w="2600"/>
-            <w:tcMar>
-              <w:top w:type="dxa" w:w="50"/>
-              <w:left w:type="dxa" w:w="110"/>
-              <w:bottom w:type="dxa" w:w="50"/>
-              <w:right w:type="dxa" w:w="110"/>
-            </w:tcMar>
-          </w:tcPr>
-          <w:p>
-            <w:pPr>
-              <w:spacing w:before="28" w:after="28"/>
-            </w:pPr>
-            <w:r>
-              <w:rPr>
-                <w:sz w:val="15"/>
-                <w:szCs w:val="15"/>
-              </w:rPr>
-              <w:t xml:space="preserve">Not </w:t>
-            </w:r>
-            <w:r>
-              <w:rPr>
-                <w:b/>
-                <w:bCs/>
-                <w:color w:val="8186EF"/>
-                <w:sz w:val="14"/>
-                <w:szCs w:val="14"/>
-              </w:rPr>
-              <w:t xml:space="preserve"> (14) </w:t>
-            </w:r>
-            <w:r>
-              <w:rPr>
-                <w:u w:val="single"/>
-                <w:sz w:val="15"/>
-                <w:szCs w:val="15"/>
-              </w:rPr>
-              <w:t xml:space="preserve">              </w:t>
-            </w:r>
-            <w:r>
-              <w:rPr>
-                <w:sz w:val="15"/>
-                <w:szCs w:val="15"/>
-              </w:rPr>
-              <w:t xml:space="preserve"> </w:t>
-            </w:r>
-            <w:r>
-              <w:rPr>
-                <w:sz w:val="15"/>
-                <w:szCs w:val="15"/>
-              </w:rPr>
-              <w:t xml:space="preserve"> by the plant manager (set by purchasing and the market)</w:t>
-            </w:r>
-          </w:p>
-        </w:tc>
-      </w:tr>
-      <w:tr>
-        <w:tc>
-          <w:tcPr>
-            <w:tcW w:type="pct" w:w="2400"/>
-            <w:shd w:fill="FBFAF6" w:val="clear"/>
-            <w:tcMar>
-              <w:top w:type="dxa" w:w="50"/>
-              <w:left w:type="dxa" w:w="110"/>
-              <w:bottom w:type="dxa" w:w="50"/>
-              <w:right w:type="dxa" w:w="110"/>
-            </w:tcMar>
-          </w:tcPr>
-          <w:p>
-            <w:pPr>
-              <w:spacing w:before="28" w:after="28"/>
-            </w:pPr>
-            <w:r>
-              <w:rPr>
-                <w:sz w:val="15"/>
-                <w:szCs w:val="15"/>
-              </w:rPr>
-              <w:t xml:space="preserve">Maintenance spending</w:t>
-            </w:r>
-          </w:p>
-        </w:tc>
-        <w:tc>
-          <w:tcPr>
-            <w:tcW w:type="pct" w:w="2600"/>
-            <w:shd w:fill="FBFAF6" w:val="clear"/>
-            <w:tcMar>
-              <w:top w:type="dxa" w:w="50"/>
-              <w:left w:type="dxa" w:w="110"/>
-              <w:bottom w:type="dxa" w:w="50"/>
-              <w:right w:type="dxa" w:w="110"/>
-            </w:tcMar>
-          </w:tcPr>
-          <w:p>
-            <w:pPr>
-              <w:spacing w:before="28" w:after="28"/>
-            </w:pPr>
-            <w:r>
-              <w:rPr>
-                <w:sz w:val="15"/>
-                <w:szCs w:val="15"/>
-              </w:rPr>
-              <w:t xml:space="preserve">Controllable (the plant manager decides when and how much)</w:t>
-            </w:r>
-          </w:p>
-        </w:tc>
-      </w:tr>
-    </w:tbl>
-    <w:p/>
-    <w:tbl>
-      <w:tblPr>
-        <w:tblW w:type="pct" w:w="100%"/>
-        <w:tblLayout w:type="fixed"/>
-        <w:tblBorders>
-          <w:top w:val="single" w:color="FBFAF6" w:sz="4"/>
-          <w:left w:val="single" w:color="FBFAF6" w:sz="4"/>
-          <w:bottom w:val="single" w:color="FBFAF6" w:sz="4"/>
-          <w:right w:val="single" w:color="FBFAF6" w:sz="4"/>
-          <w:insideH w:val="single" w:color="FBFAF6" w:sz="4"/>
-          <w:insideV w:val="single" w:color="FBFAF6" w:sz="4"/>
-        </w:tblBorders>
-      </w:tblPr>
-      <w:tblGrid>
-        <w:gridCol w:w="9600"/>
-      </w:tblGrid>
-      <w:tr>
-        <w:tc>
-          <w:tcPr>
-            <w:tcW w:type="pct" w:w="5000"/>
-            <w:shd w:fill="FBFAF6" w:val="clear"/>
-            <w:tcMar>
-              <w:top w:type="dxa" w:w="40"/>
-              <w:left w:type="dxa" w:w="100"/>
-              <w:bottom w:type="dxa" w:w="40"/>
-              <w:right w:type="dxa" w:w="100"/>
-            </w:tcMar>
-          </w:tcPr>
-          <w:p>
-            <w:pPr>
-              <w:spacing w:before="18" w:after="6"/>
-            </w:pPr>
-            <w:r>
-              <w:rPr>
-                <w:b/>
-                <w:bCs/>
-                <w:color w:val="6B7280"/>
-                <w:sz w:val="14"/>
-                <w:szCs w:val="14"/>
-              </w:rPr>
-              <w:t xml:space="preserve">word list</w:t>
-            </w:r>
-          </w:p>
-          <w:p>
-            <w:pPr>
-              <w:spacing w:before="0" w:after="18"/>
-            </w:pPr>
-            <w:r>
-              <w:rPr>
-                <w:b/>
-                <w:bCs/>
-                <w:color w:val="353A7C"/>
-                <w:sz w:val="16"/>
-                <w:szCs w:val="16"/>
-              </w:rPr>
-              <w:t xml:space="preserve">budget   ·   controllable</w:t>
             </w:r>
           </w:p>
         </w:tc>
@@ -14437,25 +14097,13 @@
                 <w:sz w:val="16"/>
                 <w:szCs w:val="16"/>
               </w:rPr>
-              <w:t xml:space="preserve">Price paid for sesame   ·   Hours worked on the filling line   ·   Depreciation of the plant   ·   Head-office costs allocated to the division</w:t>
+              <w:t xml:space="preserve">Depreciation of the plant   ·   Head-office costs allocated to the division   ·   Sesame used per jar   ·   Price paid for sesame</w:t>
             </w:r>
           </w:p>
         </w:tc>
       </w:tr>
     </w:tbl>
     <w:p/>
-    <w:p>
-      <w:pPr>
-        <w:pageBreakBefore w:val="true"/>
-        <w:spacing w:after="0"/>
-      </w:pPr>
-      <w:r>
-        <w:rPr>
-          <w:sz w:val="2"/>
-        </w:rPr>
-        <w:t xml:space="preserve"> </w:t>
-      </w:r>
-    </w:p>
     <w:p>
       <w:pPr>
         <w:spacing w:before="44" w:after="10"/>
@@ -14585,7 +14233,7 @@
                 <w:sz w:val="16"/>
                 <w:szCs w:val="16"/>
               </w:rPr>
-              <w:t xml:space="preserve">controllable cost   ·   goal congruence   ·   budgetary slack</w:t>
+              <w:t xml:space="preserve">controllable cost   ·   goal congruence</w:t>
             </w:r>
           </w:p>
         </w:tc>
@@ -14944,7 +14592,7 @@
                 <w:sz w:val="16"/>
                 <w:szCs w:val="16"/>
               </w:rPr>
-              <w:t xml:space="preserve">budget</w:t>
+              <w:t xml:space="preserve">Beverages</w:t>
             </w:r>
           </w:p>
         </w:tc>
@@ -14970,14 +14618,14 @@
                 <w:sz w:val="16"/>
                 <w:szCs w:val="16"/>
               </w:rPr>
-              <w:t xml:space="preserve">11  </w:t>
-            </w:r>
-            <w:r>
-              <w:rPr>
-                <w:sz w:val="16"/>
-                <w:szCs w:val="16"/>
-              </w:rPr>
-              <w:t xml:space="preserve">budget</w:t>
+              <w:t xml:space="preserve">10  </w:t>
+            </w:r>
+            <w:r>
+              <w:rPr>
+                <w:sz w:val="16"/>
+                <w:szCs w:val="16"/>
+              </w:rPr>
+              <w:t xml:space="preserve">identify</w:t>
             </w:r>
           </w:p>
         </w:tc>
@@ -15012,7 +14660,7 @@
                 <w:sz w:val="16"/>
                 <w:szCs w:val="16"/>
               </w:rPr>
-              <w:t xml:space="preserve">Proposal</w:t>
+              <w:t xml:space="preserve">Evidence</w:t>
             </w:r>
           </w:p>
         </w:tc>
@@ -15038,14 +14686,14 @@
                 <w:sz w:val="16"/>
                 <w:szCs w:val="16"/>
               </w:rPr>
-              <w:t xml:space="preserve">12  </w:t>
-            </w:r>
-            <w:r>
-              <w:rPr>
-                <w:sz w:val="16"/>
-                <w:szCs w:val="16"/>
-              </w:rPr>
-              <w:t xml:space="preserve">Sales manager's proposal (jars)</w:t>
+              <w:t xml:space="preserve">11  </w:t>
+            </w:r>
+            <w:r>
+              <w:rPr>
+                <w:sz w:val="16"/>
+                <w:szCs w:val="16"/>
+              </w:rPr>
+              <w:t xml:space="preserve">participation</w:t>
             </w:r>
           </w:p>
         </w:tc>
@@ -15106,14 +14754,14 @@
                 <w:sz w:val="16"/>
                 <w:szCs w:val="16"/>
               </w:rPr>
-              <w:t xml:space="preserve">13  </w:t>
-            </w:r>
-            <w:r>
-              <w:rPr>
-                <w:sz w:val="16"/>
-                <w:szCs w:val="16"/>
-              </w:rPr>
-              <w:t xml:space="preserve">Contribution margin per jar</w:t>
+              <w:t xml:space="preserve">12  </w:t>
+            </w:r>
+            <w:r>
+              <w:rPr>
+                <w:sz w:val="16"/>
+                <w:szCs w:val="16"/>
+              </w:rPr>
+              <w:t xml:space="preserve">Sales manager's proposal (jars)</w:t>
             </w:r>
           </w:p>
         </w:tc>
@@ -15174,14 +14822,14 @@
                 <w:sz w:val="16"/>
                 <w:szCs w:val="16"/>
               </w:rPr>
-              <w:t xml:space="preserve">14  </w:t>
-            </w:r>
-            <w:r>
-              <w:rPr>
-                <w:sz w:val="16"/>
-                <w:szCs w:val="16"/>
-              </w:rPr>
-              <w:t xml:space="preserve">controllable</w:t>
+              <w:t xml:space="preserve">13  </w:t>
+            </w:r>
+            <w:r>
+              <w:rPr>
+                <w:sz w:val="16"/>
+                <w:szCs w:val="16"/>
+              </w:rPr>
+              <w:t xml:space="preserve">Contribution margin per jar</w:t>
             </w:r>
           </w:p>
         </w:tc>
@@ -15242,14 +14890,14 @@
                 <w:sz w:val="16"/>
                 <w:szCs w:val="16"/>
               </w:rPr>
-              <w:t xml:space="preserve">15  </w:t>
-            </w:r>
-            <w:r>
-              <w:rPr>
-                <w:sz w:val="16"/>
-                <w:szCs w:val="16"/>
-              </w:rPr>
-              <w:t xml:space="preserve">Hours worked on the filling line</w:t>
+              <w:t xml:space="preserve">14  </w:t>
+            </w:r>
+            <w:r>
+              <w:rPr>
+                <w:sz w:val="16"/>
+                <w:szCs w:val="16"/>
+              </w:rPr>
+              <w:t xml:space="preserve">Sesame used per jar</w:t>
             </w:r>
           </w:p>
         </w:tc>
@@ -15284,7 +14932,7 @@
                 <w:sz w:val="16"/>
                 <w:szCs w:val="16"/>
               </w:rPr>
-              <w:t xml:space="preserve">controller</w:t>
+              <w:t xml:space="preserve">agrees</w:t>
             </w:r>
           </w:p>
         </w:tc>
@@ -15310,7 +14958,7 @@
                 <w:sz w:val="16"/>
                 <w:szCs w:val="16"/>
               </w:rPr>
-              <w:t xml:space="preserve">16  </w:t>
+              <w:t xml:space="preserve">15  </w:t>
             </w:r>
             <w:r>
               <w:rPr>
@@ -15378,7 +15026,7 @@
                 <w:sz w:val="16"/>
                 <w:szCs w:val="16"/>
               </w:rPr>
-              <w:t xml:space="preserve">17  </w:t>
+              <w:t xml:space="preserve">16  </w:t>
             </w:r>
             <w:r>
               <w:rPr>
@@ -15446,14 +15094,14 @@
                 <w:sz w:val="16"/>
                 <w:szCs w:val="16"/>
               </w:rPr>
-              <w:t xml:space="preserve">18  </w:t>
-            </w:r>
-            <w:r>
-              <w:rPr>
-                <w:sz w:val="16"/>
-                <w:szCs w:val="16"/>
-              </w:rPr>
-              <w:t xml:space="preserve">budgetary slack</w:t>
+              <w:t xml:space="preserve">17  </w:t>
+            </w:r>
+            <w:r>
+              <w:rPr>
+                <w:sz w:val="16"/>
+                <w:szCs w:val="16"/>
+              </w:rPr>
+              <w:t xml:space="preserve">goal congruence</w:t>
             </w:r>
           </w:p>
         </w:tc>
@@ -15489,74 +15137,6 @@
                 <w:szCs w:val="16"/>
               </w:rPr>
               <w:t xml:space="preserve">controllable</w:t>
-            </w:r>
-          </w:p>
-        </w:tc>
-        <w:tc>
-          <w:tcPr>
-            <w:tcW w:type="pct" w:w="2500"/>
-            <w:tcMar>
-              <w:top w:type="dxa" w:w="20"/>
-              <w:left w:type="dxa" w:w="80"/>
-              <w:bottom w:type="dxa" w:w="20"/>
-              <w:right w:type="dxa" w:w="80"/>
-            </w:tcMar>
-          </w:tcPr>
-          <w:p>
-            <w:pPr>
-              <w:spacing w:before="12" w:after="12"/>
-            </w:pPr>
-            <w:r>
-              <w:rPr>
-                <w:b/>
-                <w:bCs/>
-                <w:color w:val="8186EF"/>
-                <w:sz w:val="16"/>
-                <w:szCs w:val="16"/>
-              </w:rPr>
-              <w:t xml:space="preserve">19  </w:t>
-            </w:r>
-            <w:r>
-              <w:rPr>
-                <w:sz w:val="16"/>
-                <w:szCs w:val="16"/>
-              </w:rPr>
-              <w:t xml:space="preserve">goal congruence</w:t>
-            </w:r>
-          </w:p>
-        </w:tc>
-      </w:tr>
-      <w:tr>
-        <w:tc>
-          <w:tcPr>
-            <w:tcW w:type="pct" w:w="2500"/>
-            <w:tcMar>
-              <w:top w:type="dxa" w:w="20"/>
-              <w:left w:type="dxa" w:w="80"/>
-              <w:bottom w:type="dxa" w:w="20"/>
-              <w:right w:type="dxa" w:w="80"/>
-            </w:tcMar>
-          </w:tcPr>
-          <w:p>
-            <w:pPr>
-              <w:spacing w:before="12" w:after="12"/>
-            </w:pPr>
-            <w:r>
-              <w:rPr>
-                <w:b/>
-                <w:bCs/>
-                <w:color w:val="8186EF"/>
-                <w:sz w:val="16"/>
-                <w:szCs w:val="16"/>
-              </w:rPr>
-              <w:t xml:space="preserve">10  </w:t>
-            </w:r>
-            <w:r>
-              <w:rPr>
-                <w:sz w:val="16"/>
-                <w:szCs w:val="16"/>
-              </w:rPr>
-              <w:t xml:space="preserve">identify</w:t>
             </w:r>
           </w:p>
         </w:tc>
@@ -16136,7 +15716,7 @@
               <w:sz w:val="16"/>
               <w:szCs w:val="16"/>
             </w:rPr>
-            <w:t xml:space="preserve"> of 3</w:t>
+            <w:t xml:space="preserve"> of 2</w:t>
           </w:r>
         </w:p>
       </w:tc>
